--- a/Elsevier CSL Project Working.docx
+++ b/Elsevier CSL Project Working.docx
@@ -142,36 +142,189 @@
           <w:b/>
           <w:bCs/>
         </w:rPr>
+        <w:t>Keyword ideas</w:t>
+      </w:r>
+    </w:p>
+    <w:p>
+      <w:pPr>
+        <w:pStyle w:val="ListParagraph"/>
+        <w:numPr>
+          <w:ilvl w:val="0"/>
+          <w:numId w:val="16"/>
+        </w:numPr>
+      </w:pPr>
+      <w:r>
+        <w:t>Comparative study</w:t>
+      </w:r>
+    </w:p>
+    <w:p>
+      <w:pPr>
+        <w:pStyle w:val="ListParagraph"/>
+        <w:numPr>
+          <w:ilvl w:val="0"/>
+          <w:numId w:val="16"/>
+        </w:numPr>
+      </w:pPr>
+      <w:r>
+        <w:t>Spontaneous speech</w:t>
+      </w:r>
+    </w:p>
+    <w:p>
+      <w:pPr>
+        <w:pStyle w:val="ListParagraph"/>
+        <w:numPr>
+          <w:ilvl w:val="0"/>
+          <w:numId w:val="16"/>
+        </w:numPr>
+      </w:pPr>
+      <w:r>
+        <w:t>Neurodegenerative</w:t>
+      </w:r>
+    </w:p>
+    <w:p>
+      <w:pPr>
+        <w:rPr>
+          <w:b/>
+          <w:bCs/>
+        </w:rPr>
+      </w:pPr>
+    </w:p>
+    <w:p>
+      <w:pPr>
+        <w:rPr>
+          <w:b/>
+          <w:bCs/>
+        </w:rPr>
+      </w:pPr>
+      <w:r>
+        <w:rPr>
+          <w:b/>
+          <w:bCs/>
+        </w:rPr>
+        <w:t>Structure Reformatting</w:t>
+      </w:r>
+      <w:r>
+        <w:rPr>
+          <w:b/>
+          <w:bCs/>
+        </w:rPr>
+        <w:t xml:space="preserve"> (6,000-8,900 words)</w:t>
+      </w:r>
+    </w:p>
+    <w:p>
+      <w:pPr>
+        <w:pStyle w:val="ListParagraph"/>
+        <w:numPr>
+          <w:ilvl w:val="0"/>
+          <w:numId w:val="16"/>
+        </w:numPr>
+      </w:pPr>
+      <w:r>
+        <w:t>Abstract</w:t>
+      </w:r>
+    </w:p>
+    <w:p>
+      <w:pPr>
+        <w:pStyle w:val="ListParagraph"/>
+        <w:numPr>
+          <w:ilvl w:val="1"/>
+          <w:numId w:val="16"/>
+        </w:numPr>
+      </w:pPr>
+      <w:r>
+        <w:t>Max 250 words</w:t>
+      </w:r>
+    </w:p>
+    <w:p>
+      <w:pPr>
+        <w:pStyle w:val="ListParagraph"/>
+        <w:numPr>
+          <w:ilvl w:val="0"/>
+          <w:numId w:val="16"/>
+        </w:numPr>
+      </w:pPr>
+      <w:r>
+        <w:t>Introduction</w:t>
+      </w:r>
+    </w:p>
+    <w:p>
+      <w:pPr>
+        <w:pStyle w:val="ListParagraph"/>
+        <w:numPr>
+          <w:ilvl w:val="0"/>
+          <w:numId w:val="16"/>
+        </w:numPr>
+      </w:pPr>
+      <w:r>
+        <w:t>Related Work</w:t>
+      </w:r>
+    </w:p>
+    <w:p>
+      <w:pPr>
+        <w:pStyle w:val="ListParagraph"/>
+        <w:numPr>
+          <w:ilvl w:val="0"/>
+          <w:numId w:val="16"/>
+        </w:numPr>
+      </w:pPr>
+      <w:r>
+        <w:t>Data / Datasets and Preprocessing</w:t>
+      </w:r>
+    </w:p>
+    <w:p>
+      <w:pPr>
+        <w:pStyle w:val="ListParagraph"/>
+        <w:numPr>
+          <w:ilvl w:val="0"/>
+          <w:numId w:val="16"/>
+        </w:numPr>
+      </w:pPr>
+      <w:r>
+        <w:t>Methods</w:t>
+      </w:r>
+    </w:p>
+    <w:p>
+      <w:pPr>
+        <w:pStyle w:val="ListParagraph"/>
+        <w:numPr>
+          <w:ilvl w:val="0"/>
+          <w:numId w:val="16"/>
+        </w:numPr>
+      </w:pPr>
+      <w:r>
+        <w:t>Experiments</w:t>
+      </w:r>
+    </w:p>
+    <w:p>
+      <w:pPr>
+        <w:pStyle w:val="ListParagraph"/>
+        <w:numPr>
+          <w:ilvl w:val="0"/>
+          <w:numId w:val="16"/>
+        </w:numPr>
+      </w:pPr>
+      <w:r>
+        <w:t>Conclusions</w:t>
+      </w:r>
+    </w:p>
+    <w:p>
+      <w:pPr>
+        <w:rPr>
+          <w:b/>
+          <w:bCs/>
+        </w:rPr>
+      </w:pPr>
+      <w:r>
+        <w:rPr>
+          <w:b/>
+          <w:bCs/>
+        </w:rPr>
         <w:t>Aims &amp; Scope</w:t>
       </w:r>
     </w:p>
     <w:p>
       <w:r>
-        <w:t xml:space="preserve">The journal provides a focus for this </w:t>
-      </w:r>
-      <w:proofErr w:type="gramStart"/>
-      <w:r>
-        <w:t>work, and</w:t>
-      </w:r>
-      <w:proofErr w:type="gramEnd"/>
-      <w:r>
-        <w:t xml:space="preserve"> encourages an interdisciplinary approach to speech and spoken language research and technology. </w:t>
-      </w:r>
-      <w:proofErr w:type="gramStart"/>
-      <w:r>
-        <w:t>Thus</w:t>
-      </w:r>
-      <w:proofErr w:type="gramEnd"/>
-      <w:r>
-        <w:t xml:space="preserve"> contributions from </w:t>
-      </w:r>
-      <w:proofErr w:type="gramStart"/>
-      <w:r>
-        <w:t>all of</w:t>
-      </w:r>
-      <w:proofErr w:type="gramEnd"/>
-      <w:r>
-        <w:t xml:space="preserve"> the related fields are welcomed in the form of reports of theoretical or experimental studies, reviews, and pertaining to models and their implementation, or reports of fundamental research leading to the improvement of such models.</w:t>
+        <w:t>The journal provides a focus for this work, and encourages an interdisciplinary approach to speech and spoken language research and technology. Thus contributions from all of the related fields are welcomed in the form of reports of theoretical or experimental studies, reviews, and pertaining to models and their implementation, or reports of fundamental research leading to the improvement of such models.</w:t>
       </w:r>
     </w:p>
     <w:p>
@@ -228,6 +381,7 @@
           <w:b/>
           <w:bCs/>
         </w:rPr>
+        <w:lastRenderedPageBreak/>
         <w:t>Speech and spoken-language inclusive multimodal approaches and systems</w:t>
       </w:r>
     </w:p>
@@ -310,23 +464,7 @@
           <w:b/>
           <w:bCs/>
         </w:rPr>
-        <w:t xml:space="preserve">Applications </w:t>
-      </w:r>
-      <w:proofErr w:type="gramStart"/>
-      <w:r>
-        <w:rPr>
-          <w:b/>
-          <w:bCs/>
-        </w:rPr>
-        <w:t>of</w:t>
-      </w:r>
-      <w:proofErr w:type="gramEnd"/>
-      <w:r>
-        <w:rPr>
-          <w:b/>
-          <w:bCs/>
-        </w:rPr>
-        <w:t xml:space="preserve"> speech and spoken language technologies</w:t>
+        <w:t>Applications of speech and spoken language technologies</w:t>
       </w:r>
     </w:p>
     <w:p/>
@@ -405,14 +543,24 @@
       </w:r>
     </w:p>
     <w:p>
-      <w:hyperlink r:id="rId8" w:anchor="sec3-brainsci-12-00270" w:history="1">
-        <w:r>
-          <w:rPr>
-            <w:rStyle w:val="Hyperlink"/>
-          </w:rPr>
-          <w:t>https://pmc.ncbi.nlm.nih.gov/articles/PMC8870383/?utm_source=chatgpt.com#sec3-brainsci-12-00270</w:t>
-        </w:r>
-      </w:hyperlink>
+      <w:r>
+        <w:fldChar w:fldCharType="begin"/>
+      </w:r>
+      <w:r>
+        <w:instrText>HYPERLINK "https://pmc.ncbi.nlm.nih.gov/articles/PMC8870383/?utm_source=chatgpt.com" \l "sec3-brainsci-12-00270"</w:instrText>
+      </w:r>
+      <w:r>
+        <w:fldChar w:fldCharType="separate"/>
+      </w:r>
+      <w:r>
+        <w:rPr>
+          <w:rStyle w:val="Hyperlink"/>
+        </w:rPr>
+        <w:t>https://pmc.ncbi.nlm.nih.gov/articles/PMC8870383/?utm_source=chatgpt.com#sec3-brainsci-12-00270</w:t>
+      </w:r>
+      <w:r>
+        <w:fldChar w:fldCharType="end"/>
+      </w:r>
     </w:p>
     <w:p>
       <w:pPr>
@@ -427,12 +575,58 @@
       </w:r>
     </w:p>
     <w:p>
+      <w:hyperlink r:id="rId8" w:history="1">
+        <w:r>
+          <w:rPr>
+            <w:rStyle w:val="Hyperlink"/>
+          </w:rPr>
+          <w:t>https://www.isca-archive.org/interspeech_2025/xiao25e_inters</w:t>
+        </w:r>
+        <w:r>
+          <w:rPr>
+            <w:rStyle w:val="Hyperlink"/>
+          </w:rPr>
+          <w:t>p</w:t>
+        </w:r>
+        <w:r>
+          <w:rPr>
+            <w:rStyle w:val="Hyperlink"/>
+          </w:rPr>
+          <w:t>eech.pdf?utm_source=chatgpt.com</w:t>
+        </w:r>
+      </w:hyperlink>
+    </w:p>
+    <w:p>
+      <w:pPr>
+        <w:pStyle w:val="ListParagraph"/>
+        <w:numPr>
+          <w:ilvl w:val="0"/>
+          <w:numId w:val="15"/>
+        </w:numPr>
+      </w:pPr>
+      <w:r>
+        <w:t>Used perplexity to detect dementia</w:t>
+      </w:r>
+    </w:p>
+    <w:p>
+      <w:pPr>
+        <w:pStyle w:val="ListParagraph"/>
+        <w:numPr>
+          <w:ilvl w:val="1"/>
+          <w:numId w:val="15"/>
+        </w:numPr>
+      </w:pPr>
+      <w:r>
+        <w:t>Perplexity vs entropy</w:t>
+      </w:r>
+    </w:p>
+    <w:p>
       <w:hyperlink r:id="rId9" w:history="1">
         <w:r>
           <w:rPr>
             <w:rStyle w:val="Hyperlink"/>
           </w:rPr>
-          <w:t>https://www.isca-archive.org/interspeech_2025/xiao25e_interspeech.pdf?utm_source=chatgpt.com</w:t>
+          <w:t>https://www.sciencedirect.com/science/article/abs/pii/S0885230823000049</w:t>
         </w:r>
       </w:hyperlink>
     </w:p>
@@ -445,19 +639,7 @@
         </w:numPr>
       </w:pPr>
       <w:r>
-        <w:t>Used perplexity to detect dementia</w:t>
-      </w:r>
-    </w:p>
-    <w:p>
-      <w:pPr>
-        <w:pStyle w:val="ListParagraph"/>
-        <w:numPr>
-          <w:ilvl w:val="1"/>
-          <w:numId w:val="15"/>
-        </w:numPr>
-      </w:pPr>
-      <w:r>
-        <w:t>Perplexity vs entropy</w:t>
+        <w:t>Detection of dementia through speech and transcripts with transformers</w:t>
       </w:r>
     </w:p>
     <w:p>
@@ -488,7 +670,31 @@
           <w:rPr>
             <w:rStyle w:val="Hyperlink"/>
           </w:rPr>
-          <w:t>https://github.com/kunxiaogao/ADCELEB</w:t>
+          <w:t>https://github.com/kunxiaogao</w:t>
+        </w:r>
+        <w:r>
+          <w:rPr>
+            <w:rStyle w:val="Hyperlink"/>
+          </w:rPr>
+          <w:t>/</w:t>
+        </w:r>
+        <w:r>
+          <w:rPr>
+            <w:rStyle w:val="Hyperlink"/>
+          </w:rPr>
+          <w:t>ADC</w:t>
+        </w:r>
+        <w:r>
+          <w:rPr>
+            <w:rStyle w:val="Hyperlink"/>
+          </w:rPr>
+          <w:t>E</w:t>
+        </w:r>
+        <w:r>
+          <w:rPr>
+            <w:rStyle w:val="Hyperlink"/>
+          </w:rPr>
+          <w:t>LEB</w:t>
         </w:r>
       </w:hyperlink>
     </w:p>
@@ -605,15 +811,7 @@
         </w:numPr>
       </w:pPr>
       <w:r>
-        <w:t xml:space="preserve">Performance </w:t>
-      </w:r>
-      <w:proofErr w:type="spellStart"/>
-      <w:r>
-        <w:t>w.r.t.</w:t>
-      </w:r>
-      <w:proofErr w:type="spellEnd"/>
-      <w:r>
-        <w:t xml:space="preserve"> time to diagnosis, determine predictive strength/accuracy trends</w:t>
+        <w:t>Performance w.r.t. time to diagnosis, determine predictive strength/accuracy trends</w:t>
       </w:r>
     </w:p>
     <w:p>
@@ -625,15 +823,7 @@
         </w:numPr>
       </w:pPr>
       <w:r>
-        <w:t xml:space="preserve">Comparison </w:t>
-      </w:r>
-      <w:proofErr w:type="gramStart"/>
-      <w:r>
-        <w:t>to</w:t>
-      </w:r>
-      <w:proofErr w:type="gramEnd"/>
-      <w:r>
-        <w:t xml:space="preserve"> alternative methods</w:t>
+        <w:t>Comparison to alternative methods</w:t>
       </w:r>
     </w:p>
     <w:p>
@@ -687,31 +877,10 @@
         </w:numPr>
       </w:pPr>
       <w:r>
-        <w:t xml:space="preserve">With new dataset, </w:t>
-      </w:r>
-      <w:proofErr w:type="gramStart"/>
-      <w:r>
-        <w:t>can</w:t>
-      </w:r>
-      <w:proofErr w:type="gramEnd"/>
-      <w:r>
-        <w:t xml:space="preserve"> expand training data corpus and </w:t>
-      </w:r>
-      <w:proofErr w:type="gramStart"/>
-      <w:r>
-        <w:t>test</w:t>
-      </w:r>
-      <w:proofErr w:type="gramEnd"/>
-      <w:r>
-        <w:t xml:space="preserve"> back into </w:t>
-      </w:r>
-      <w:proofErr w:type="spellStart"/>
-      <w:r>
-        <w:t>DementiaNet</w:t>
-      </w:r>
-      <w:proofErr w:type="spellEnd"/>
-      <w:r>
-        <w:t xml:space="preserve"> or compare results between the two corpora</w:t>
+        <w:t xml:space="preserve">With new dataset, can expand training data corpus and test back into </w:t>
+      </w:r>
+      <w:r>
+        <w:t>DementiaNet or compare results between the two corpora</w:t>
       </w:r>
     </w:p>
     <w:p>
@@ -723,7 +892,6 @@
         </w:numPr>
       </w:pPr>
       <w:r>
-        <w:lastRenderedPageBreak/>
         <w:t>Ablation analysis</w:t>
       </w:r>
     </w:p>
@@ -760,15 +928,7 @@
         </w:numPr>
       </w:pPr>
       <w:r>
-        <w:t xml:space="preserve">Early fusion vs </w:t>
-      </w:r>
-      <w:proofErr w:type="gramStart"/>
-      <w:r>
-        <w:t>late stage</w:t>
-      </w:r>
-      <w:proofErr w:type="gramEnd"/>
-      <w:r>
-        <w:t xml:space="preserve"> fusion</w:t>
+        <w:t>Early fusion vs late stage fusion</w:t>
       </w:r>
     </w:p>
     <w:p>
@@ -808,6 +968,760 @@
           <w:b/>
           <w:bCs/>
         </w:rPr>
+        <w:t>1) Add the “Elsevier article shell” sections</w:t>
+      </w:r>
+    </w:p>
+    <w:p>
+      <w:r>
+        <w:t>CSL/Elsevier submissions commonly expect these (even if some are optional depending on article type):</w:t>
+      </w:r>
+    </w:p>
+    <w:p>
+      <w:pPr>
+        <w:numPr>
+          <w:ilvl w:val="0"/>
+          <w:numId w:val="17"/>
+        </w:numPr>
+      </w:pPr>
+      <w:r>
+        <w:rPr>
+          <w:b/>
+          <w:bCs/>
+        </w:rPr>
+        <w:t>Highlights</w:t>
+      </w:r>
+      <w:r>
+        <w:t> (3–5 bullets; </w:t>
+      </w:r>
+      <w:r>
+        <w:rPr>
+          <w:i/>
+          <w:iCs/>
+        </w:rPr>
+        <w:t>very</w:t>
+      </w:r>
+      <w:r>
+        <w:t> Elsevier)</w:t>
+      </w:r>
+    </w:p>
+    <w:p>
+      <w:pPr>
+        <w:numPr>
+          <w:ilvl w:val="0"/>
+          <w:numId w:val="17"/>
+        </w:numPr>
+      </w:pPr>
+      <w:r>
+        <w:rPr>
+          <w:b/>
+          <w:bCs/>
+        </w:rPr>
+        <w:t>Keywords</w:t>
+      </w:r>
+    </w:p>
+    <w:p>
+      <w:pPr>
+        <w:numPr>
+          <w:ilvl w:val="0"/>
+          <w:numId w:val="17"/>
+        </w:numPr>
+      </w:pPr>
+      <w:r>
+        <w:rPr>
+          <w:b/>
+          <w:bCs/>
+        </w:rPr>
+        <w:t>Data availability statement</w:t>
+      </w:r>
+    </w:p>
+    <w:p>
+      <w:pPr>
+        <w:numPr>
+          <w:ilvl w:val="0"/>
+          <w:numId w:val="17"/>
+        </w:numPr>
+      </w:pPr>
+      <w:r>
+        <w:rPr>
+          <w:b/>
+          <w:bCs/>
+        </w:rPr>
+        <w:t>Code availability statement</w:t>
+      </w:r>
+      <w:r>
+        <w:t> (even if “available upon request,” but ideally a repo)</w:t>
+      </w:r>
+    </w:p>
+    <w:p>
+      <w:pPr>
+        <w:numPr>
+          <w:ilvl w:val="0"/>
+          <w:numId w:val="17"/>
+        </w:numPr>
+      </w:pPr>
+      <w:r>
+        <w:rPr>
+          <w:b/>
+          <w:bCs/>
+        </w:rPr>
+        <w:lastRenderedPageBreak/>
+        <w:t>Ethics statement</w:t>
+      </w:r>
+      <w:r>
+        <w:t> (important here because you use public figures + retrospective labeling)</w:t>
+      </w:r>
+    </w:p>
+    <w:p>
+      <w:pPr>
+        <w:numPr>
+          <w:ilvl w:val="0"/>
+          <w:numId w:val="17"/>
+        </w:numPr>
+      </w:pPr>
+      <w:r>
+        <w:rPr>
+          <w:b/>
+          <w:bCs/>
+        </w:rPr>
+        <w:t>CRediT authorship</w:t>
+      </w:r>
+      <w:r>
+        <w:t> (even if solo: Conceptualization, Methodology, Software, etc.)</w:t>
+      </w:r>
+    </w:p>
+    <w:p>
+      <w:pPr>
+        <w:numPr>
+          <w:ilvl w:val="0"/>
+          <w:numId w:val="17"/>
+        </w:numPr>
+      </w:pPr>
+      <w:r>
+        <w:rPr>
+          <w:b/>
+          <w:bCs/>
+        </w:rPr>
+        <w:t>Declaration of competing interests</w:t>
+      </w:r>
+    </w:p>
+    <w:p>
+      <w:pPr>
+        <w:numPr>
+          <w:ilvl w:val="0"/>
+          <w:numId w:val="17"/>
+        </w:numPr>
+      </w:pPr>
+      <w:r>
+        <w:rPr>
+          <w:b/>
+          <w:bCs/>
+        </w:rPr>
+        <w:t>Limitations + Future Work</w:t>
+      </w:r>
+      <w:r>
+        <w:t> (you have this; tighten and make it CSL-formal)</w:t>
+      </w:r>
+    </w:p>
+    <w:p>
+      <w:r>
+        <w:t>This is “low effort / high alignment” with CSL submission norms. </w:t>
+      </w:r>
+    </w:p>
+    <w:p>
+      <w:pPr>
+        <w:rPr>
+          <w:b/>
+          <w:bCs/>
+        </w:rPr>
+      </w:pPr>
+      <w:r>
+        <w:rPr>
+          <w:b/>
+          <w:bCs/>
+        </w:rPr>
+        <w:t>2) Strengthen the “Related Work” into a real </w:t>
+      </w:r>
+      <w:r>
+        <w:rPr>
+          <w:b/>
+          <w:bCs/>
+          <w:i/>
+          <w:iCs/>
+        </w:rPr>
+        <w:t>positioning</w:t>
+      </w:r>
+      <w:r>
+        <w:rPr>
+          <w:b/>
+          <w:bCs/>
+        </w:rPr>
+        <w:t> section</w:t>
+      </w:r>
+    </w:p>
+    <w:p>
+      <w:r>
+        <w:t>Right now, you cite ADReSS in Discussion, but CSL reviewers typically want:</w:t>
+      </w:r>
+    </w:p>
+    <w:p>
+      <w:pPr>
+        <w:numPr>
+          <w:ilvl w:val="0"/>
+          <w:numId w:val="18"/>
+        </w:numPr>
+      </w:pPr>
+      <w:r>
+        <w:rPr>
+          <w:b/>
+          <w:bCs/>
+        </w:rPr>
+        <w:t>Clinical dementia speech benchmarks</w:t>
+      </w:r>
+      <w:r>
+        <w:t> (ADReSS/ADReSSo; DementiaBank-related)</w:t>
+      </w:r>
+    </w:p>
+    <w:p>
+      <w:pPr>
+        <w:numPr>
+          <w:ilvl w:val="0"/>
+          <w:numId w:val="18"/>
+        </w:numPr>
+      </w:pPr>
+      <w:r>
+        <w:rPr>
+          <w:b/>
+          <w:bCs/>
+        </w:rPr>
+        <w:t>Preclinical / longitudinal detection</w:t>
+      </w:r>
+      <w:r>
+        <w:t> (your novelty)</w:t>
+      </w:r>
+    </w:p>
+    <w:p>
+      <w:pPr>
+        <w:numPr>
+          <w:ilvl w:val="0"/>
+          <w:numId w:val="18"/>
+        </w:numPr>
+      </w:pPr>
+      <w:r>
+        <w:rPr>
+          <w:b/>
+          <w:bCs/>
+        </w:rPr>
+        <w:t>Modern representation learning for speech</w:t>
+      </w:r>
+      <w:r>
+        <w:t> (self-supervised speech encoders)</w:t>
+      </w:r>
+    </w:p>
+    <w:p>
+      <w:pPr>
+        <w:numPr>
+          <w:ilvl w:val="0"/>
+          <w:numId w:val="18"/>
+        </w:numPr>
+      </w:pPr>
+      <w:r>
+        <w:rPr>
+          <w:b/>
+          <w:bCs/>
+        </w:rPr>
+        <w:t>LLM-derived linguistic measures</w:t>
+      </w:r>
+      <w:r>
+        <w:t> (entropy/perplexity/drift family)</w:t>
+      </w:r>
+    </w:p>
+    <w:p>
+      <w:r>
+        <w:t>Then end the section with </w:t>
+      </w:r>
+      <w:r>
+        <w:rPr>
+          <w:b/>
+          <w:bCs/>
+        </w:rPr>
+        <w:t>explicit claims</w:t>
+      </w:r>
+      <w:r>
+        <w:t> like:</w:t>
+      </w:r>
+    </w:p>
+    <w:p>
+      <w:pPr>
+        <w:numPr>
+          <w:ilvl w:val="0"/>
+          <w:numId w:val="19"/>
+        </w:numPr>
+      </w:pPr>
+      <w:r>
+        <w:rPr>
+          <w:i/>
+          <w:iCs/>
+        </w:rPr>
+        <w:t>What gap exists</w:t>
+      </w:r>
+      <w:r>
+        <w:t> (pre-diagnostic, low-signal, naturalistic speech)</w:t>
+      </w:r>
+    </w:p>
+    <w:p>
+      <w:pPr>
+        <w:numPr>
+          <w:ilvl w:val="0"/>
+          <w:numId w:val="19"/>
+        </w:numPr>
+      </w:pPr>
+      <w:r>
+        <w:rPr>
+          <w:i/>
+          <w:iCs/>
+        </w:rPr>
+        <w:t>What you contribute</w:t>
+      </w:r>
+      <w:r>
+        <w:t> (feature family + fusion + speaker-wise evaluation + robustness tests)</w:t>
+      </w:r>
+    </w:p>
+    <w:p>
+      <w:pPr>
+        <w:rPr>
+          <w:b/>
+          <w:bCs/>
+        </w:rPr>
+      </w:pPr>
+      <w:r>
+        <w:rPr>
+          <w:b/>
+          <w:bCs/>
+        </w:rPr>
+        <w:t>3) Fix small “reviewer tripwires” in the current draft</w:t>
+      </w:r>
+    </w:p>
+    <w:p>
+      <w:r>
+        <w:t>These are minor, but reviewers ding them fast:</w:t>
+      </w:r>
+    </w:p>
+    <w:p>
+      <w:pPr>
+        <w:numPr>
+          <w:ilvl w:val="0"/>
+          <w:numId w:val="20"/>
+        </w:numPr>
+      </w:pPr>
+      <w:r>
+        <w:t>Your section numbering jumps (you go to </w:t>
+      </w:r>
+      <w:r>
+        <w:rPr>
+          <w:b/>
+          <w:bCs/>
+        </w:rPr>
+        <w:t>VII Limitations</w:t>
+      </w:r>
+      <w:r>
+        <w:t> after </w:t>
+      </w:r>
+      <w:r>
+        <w:rPr>
+          <w:b/>
+          <w:bCs/>
+        </w:rPr>
+        <w:t>V Conclusion</w:t>
+      </w:r>
+      <w:r>
+        <w:t>).</w:t>
+      </w:r>
+    </w:p>
+    <w:p>
+      <w:pPr>
+        <w:numPr>
+          <w:ilvl w:val="0"/>
+          <w:numId w:val="20"/>
+        </w:numPr>
+      </w:pPr>
+      <w:r>
+        <w:t>Replace bare URLs in references with proper citations (and avoid Wikipedia as a primary reference for entropy; cite Shannon/info theory textbook instead). </w:t>
+      </w:r>
+    </w:p>
+    <w:p>
+      <w:pPr>
+        <w:numPr>
+          <w:ilvl w:val="0"/>
+          <w:numId w:val="20"/>
+        </w:numPr>
+      </w:pPr>
+      <w:r>
+        <w:t>Be consistent about the fusion model naming: one spot says logistic meta-classifier; another says MLP. Pick one and stick to it. </w:t>
+      </w:r>
+    </w:p>
+    <w:p>
+      <w:pPr>
+        <w:rPr>
+          <w:b/>
+          <w:bCs/>
+        </w:rPr>
+      </w:pPr>
+      <w:r>
+        <w:rPr>
+          <w:b/>
+          <w:bCs/>
+        </w:rPr>
+        <w:t>High-impact experiments that will improve publishability </w:t>
+      </w:r>
+      <w:r>
+        <w:rPr>
+          <w:b/>
+          <w:bCs/>
+          <w:i/>
+          <w:iCs/>
+        </w:rPr>
+        <w:t>and</w:t>
+      </w:r>
+      <w:r>
+        <w:rPr>
+          <w:b/>
+          <w:bCs/>
+        </w:rPr>
+        <w:t> make you stand out</w:t>
+      </w:r>
+    </w:p>
+    <w:p>
+      <w:pPr>
+        <w:rPr>
+          <w:b/>
+          <w:bCs/>
+        </w:rPr>
+      </w:pPr>
+      <w:r>
+        <w:rPr>
+          <w:b/>
+          <w:bCs/>
+        </w:rPr>
+        <w:t>1) Stratify by “years-to-diagnosis” (your best differentiator)</w:t>
+      </w:r>
+    </w:p>
+    <w:p>
+      <w:r>
+        <w:t>You already mention 5–15 years pre-diagnosis — turn that into an actual result:</w:t>
+      </w:r>
+    </w:p>
+    <w:p>
+      <w:pPr>
+        <w:numPr>
+          <w:ilvl w:val="0"/>
+          <w:numId w:val="21"/>
+        </w:numPr>
+      </w:pPr>
+      <w:r>
+        <w:lastRenderedPageBreak/>
+        <w:t>Bin samples: </w:t>
+      </w:r>
+      <w:r>
+        <w:rPr>
+          <w:b/>
+          <w:bCs/>
+        </w:rPr>
+        <w:t>5</w:t>
+      </w:r>
+      <w:r>
+        <w:t>, </w:t>
+      </w:r>
+      <w:r>
+        <w:rPr>
+          <w:b/>
+          <w:bCs/>
+        </w:rPr>
+        <w:t>10</w:t>
+      </w:r>
+      <w:r>
+        <w:t>, </w:t>
+      </w:r>
+      <w:r>
+        <w:rPr>
+          <w:b/>
+          <w:bCs/>
+        </w:rPr>
+        <w:t>15</w:t>
+      </w:r>
+      <w:r>
+        <w:t> years pre-diagnosis (or a continuous “years-to-dx” variable)</w:t>
+      </w:r>
+    </w:p>
+    <w:p>
+      <w:pPr>
+        <w:numPr>
+          <w:ilvl w:val="0"/>
+          <w:numId w:val="21"/>
+        </w:numPr>
+      </w:pPr>
+      <w:r>
+        <w:t>Report AUC/F1 per bin</w:t>
+      </w:r>
+    </w:p>
+    <w:p>
+      <w:pPr>
+        <w:numPr>
+          <w:ilvl w:val="0"/>
+          <w:numId w:val="21"/>
+        </w:numPr>
+      </w:pPr>
+      <w:r>
+        <w:t>Show whether drift/entropy strength increases as diagnosis approaches</w:t>
+      </w:r>
+    </w:p>
+    <w:p>
+      <w:r>
+        <w:t>This is the most “CSL novelty per unit of effort,” and it’s easy to explain.</w:t>
+      </w:r>
+    </w:p>
+    <w:p>
+      <w:pPr>
+        <w:rPr>
+          <w:b/>
+          <w:bCs/>
+        </w:rPr>
+      </w:pPr>
+      <w:r>
+        <w:rPr>
+          <w:b/>
+          <w:bCs/>
+        </w:rPr>
+        <w:t>2) Add an ablation grid (CSL reviewers love this)</w:t>
+      </w:r>
+    </w:p>
+    <w:p>
+      <w:r>
+        <w:t>Example ablations:</w:t>
+      </w:r>
+    </w:p>
+    <w:p>
+      <w:pPr>
+        <w:numPr>
+          <w:ilvl w:val="0"/>
+          <w:numId w:val="22"/>
+        </w:numPr>
+      </w:pPr>
+      <w:r>
+        <w:t>Text: {traditional only} vs {LLM features only} vs {all text}</w:t>
+      </w:r>
+    </w:p>
+    <w:p>
+      <w:pPr>
+        <w:numPr>
+          <w:ilvl w:val="0"/>
+          <w:numId w:val="22"/>
+        </w:numPr>
+      </w:pPr>
+      <w:r>
+        <w:t>Audio: {eGeMAPS only} vs {pause/rate only} vs {all audio}</w:t>
+      </w:r>
+    </w:p>
+    <w:p>
+      <w:pPr>
+        <w:numPr>
+          <w:ilvl w:val="0"/>
+          <w:numId w:val="22"/>
+        </w:numPr>
+      </w:pPr>
+      <w:r>
+        <w:t>Fusion: early vs late (even if early is simple concatenation)</w:t>
+      </w:r>
+    </w:p>
+    <w:p>
+      <w:r>
+        <w:t>You already have feature importance; ablations are the “harder proof.”</w:t>
+      </w:r>
+    </w:p>
+    <w:p>
+      <w:pPr>
+        <w:rPr>
+          <w:b/>
+          <w:bCs/>
+        </w:rPr>
+      </w:pPr>
+      <w:r>
+        <w:rPr>
+          <w:b/>
+          <w:bCs/>
+        </w:rPr>
+        <w:t>3) Robustness to ASR noise (very CSL, very real-world)</w:t>
+      </w:r>
+    </w:p>
+    <w:p>
+      <w:r>
+        <w:t>Because you use Whisper transcripts, do:</w:t>
+      </w:r>
+    </w:p>
+    <w:p>
+      <w:pPr>
+        <w:numPr>
+          <w:ilvl w:val="0"/>
+          <w:numId w:val="23"/>
+        </w:numPr>
+      </w:pPr>
+      <w:r>
+        <w:t>Inject transcript noise (or simulate higher WER conditions)</w:t>
+      </w:r>
+    </w:p>
+    <w:p>
+      <w:pPr>
+        <w:numPr>
+          <w:ilvl w:val="0"/>
+          <w:numId w:val="23"/>
+        </w:numPr>
+      </w:pPr>
+      <w:r>
+        <w:t>Show performance degradation curves</w:t>
+      </w:r>
+    </w:p>
+    <w:p>
+      <w:pPr>
+        <w:numPr>
+          <w:ilvl w:val="0"/>
+          <w:numId w:val="23"/>
+        </w:numPr>
+      </w:pPr>
+      <w:r>
+        <w:t>Optionally add a mitigation (e.g., confidence filtering, punctuation normalization)</w:t>
+      </w:r>
+    </w:p>
+    <w:p>
+      <w:r>
+        <w:t>This reads like speech/NLP “systems thinking,” which CSL likes.</w:t>
+      </w:r>
+    </w:p>
+    <w:p>
+      <w:pPr>
+        <w:rPr>
+          <w:b/>
+          <w:bCs/>
+        </w:rPr>
+      </w:pPr>
+      <w:r>
+        <w:rPr>
+          <w:b/>
+          <w:bCs/>
+        </w:rPr>
+        <w:t>4) Proper uncertainty + significance</w:t>
+      </w:r>
+    </w:p>
+    <w:p>
+      <w:r>
+        <w:t>Add:</w:t>
+      </w:r>
+    </w:p>
+    <w:p>
+      <w:pPr>
+        <w:numPr>
+          <w:ilvl w:val="0"/>
+          <w:numId w:val="24"/>
+        </w:numPr>
+      </w:pPr>
+      <w:r>
+        <w:rPr>
+          <w:b/>
+          <w:bCs/>
+        </w:rPr>
+        <w:t>Bootstrapped confidence intervals</w:t>
+      </w:r>
+      <w:r>
+        <w:t> for AUC</w:t>
+      </w:r>
+    </w:p>
+    <w:p>
+      <w:pPr>
+        <w:numPr>
+          <w:ilvl w:val="0"/>
+          <w:numId w:val="24"/>
+        </w:numPr>
+      </w:pPr>
+      <w:r>
+        <w:t>A simple significance test for AUC differences (e.g., DeLong) </w:t>
+      </w:r>
+      <w:r>
+        <w:rPr>
+          <w:i/>
+          <w:iCs/>
+        </w:rPr>
+        <w:t>or</w:t>
+      </w:r>
+      <w:r>
+        <w:t> bootstrap paired deltas</w:t>
+      </w:r>
+    </w:p>
+    <w:p>
+      <w:r>
+        <w:t>This is exactly the kind of rigor that separates “class project” from “paper.”</w:t>
+      </w:r>
+    </w:p>
+    <w:p>
+      <w:pPr>
+        <w:rPr>
+          <w:b/>
+          <w:bCs/>
+        </w:rPr>
+      </w:pPr>
+      <w:r>
+        <w:rPr>
+          <w:b/>
+          <w:bCs/>
+        </w:rPr>
+        <w:t>5) Calibration + thresholding</w:t>
+      </w:r>
+    </w:p>
+    <w:p>
+      <w:r>
+        <w:t>Add:</w:t>
+      </w:r>
+    </w:p>
+    <w:p>
+      <w:pPr>
+        <w:numPr>
+          <w:ilvl w:val="0"/>
+          <w:numId w:val="25"/>
+        </w:numPr>
+      </w:pPr>
+      <w:r>
+        <w:t>Calibration plot or at least </w:t>
+      </w:r>
+      <w:r>
+        <w:rPr>
+          <w:b/>
+          <w:bCs/>
+        </w:rPr>
+        <w:t>Brier score / ECE</w:t>
+      </w:r>
+    </w:p>
+    <w:p>
+      <w:pPr>
+        <w:numPr>
+          <w:ilvl w:val="0"/>
+          <w:numId w:val="25"/>
+        </w:numPr>
+      </w:pPr>
+      <w:r>
+        <w:t>Discuss operating points (screening tool = sensitivity bias)</w:t>
+      </w:r>
+    </w:p>
+    <w:p/>
+    <w:p/>
+    <w:p>
+      <w:pPr>
+        <w:rPr>
+          <w:b/>
+          <w:bCs/>
+        </w:rPr>
+      </w:pPr>
+      <w:r>
+        <w:rPr>
+          <w:b/>
+          <w:bCs/>
+        </w:rPr>
         <w:t>Low-Signal Early Dementia Screening with</w:t>
       </w:r>
       <w:r>
@@ -887,15 +1801,7 @@
         <w:t>ing</w:t>
       </w:r>
       <w:r>
-        <w:t xml:space="preserve"> subtle cognitive markers until the disease is well-advanced. This paper presents a multimodal machine learning pipeline for detecting early signs of dementia through analysis of both transcribed speech and acoustic features in audio files. Utilizing the </w:t>
-      </w:r>
-      <w:proofErr w:type="spellStart"/>
-      <w:r>
-        <w:t>DementiaNet</w:t>
-      </w:r>
-      <w:proofErr w:type="spellEnd"/>
-      <w:r>
-        <w:t xml:space="preserve"> dataset, composed of public interview audio clips from celebrities later diagnosed with dementia and healthy controls, features such as lexical entropy, semantic drift, and acoustic prosody were extracted. The resulting late-stage fusion model achieved an AUC of 0.</w:t>
+        <w:t xml:space="preserve"> subtle cognitive markers until the disease is well-advanced. This paper presents a multimodal machine learning pipeline for detecting early signs of dementia through analysis of both transcribed speech and acoustic features in audio files. Utilizing the DementiaNet dataset, composed of public interview audio clips from celebrities later diagnosed with dementia and healthy controls, features such as lexical entropy, semantic drift, and acoustic prosody were extracted. The resulting late-stage fusion model achieved an AUC of 0.</w:t>
       </w:r>
       <w:r>
         <w:t>768</w:t>
@@ -913,69 +1819,414 @@
         <w:t>and</w:t>
       </w:r>
       <w:r>
-        <w:t xml:space="preserve"> consistent predictive power. </w:t>
-      </w:r>
-      <w:proofErr w:type="gramStart"/>
-      <w:r>
-        <w:t>Feature</w:t>
-      </w:r>
-      <w:proofErr w:type="gramEnd"/>
-      <w:r>
-        <w:t xml:space="preserve"> importance </w:t>
-      </w:r>
-      <w:proofErr w:type="gramStart"/>
-      <w:r>
-        <w:t>analysis revealed</w:t>
-      </w:r>
-      <w:proofErr w:type="gramEnd"/>
+        <w:t xml:space="preserve"> consistent predictive power. Feature importance analysis revealed </w:t>
+      </w:r>
+      <w:r>
+        <w:t xml:space="preserve">metrics derived from </w:t>
+      </w:r>
+      <w:r>
+        <w:t>large language models (LLM)</w:t>
+      </w:r>
       <w:r>
         <w:t xml:space="preserve"> </w:t>
       </w:r>
       <w:r>
-        <w:t xml:space="preserve">metrics derived from </w:t>
-      </w:r>
-      <w:r>
-        <w:t>large language models (LLM)</w:t>
+        <w:t>embeddings along with traditional acoustic parameters held strong predictive potential</w:t>
+      </w:r>
+      <w:r>
+        <w:t xml:space="preserve">. Findings suggest that even lightweight </w:t>
+      </w:r>
+      <w:r>
+        <w:t>LLMs</w:t>
+      </w:r>
+      <w:r>
+        <w:t>, when paired with speech analysis, can capture subtle linguistic and paralinguistic cues indicative of cognitive decline. This work provides a foundation for scalable</w:t>
+      </w:r>
+      <w:r>
+        <w:t xml:space="preserve"> and accessible</w:t>
+      </w:r>
+      <w:r>
+        <w:t xml:space="preserve"> early detection systems </w:t>
+      </w:r>
+      <w:r>
+        <w:t xml:space="preserve">with strong </w:t>
+      </w:r>
+      <w:r>
+        <w:t>pre-diagnostic screening</w:t>
+      </w:r>
+      <w:r>
+        <w:t xml:space="preserve"> potential</w:t>
+      </w:r>
+      <w:r>
+        <w:t>.</w:t>
+      </w:r>
+      <w:commentRangeEnd w:id="0"/>
+      <w:r>
+        <w:rPr>
+          <w:rStyle w:val="CommentReference"/>
+        </w:rPr>
+        <w:commentReference w:id="0"/>
+      </w:r>
+    </w:p>
+    <w:p/>
+    <w:p>
+      <w:pPr>
+        <w:rPr>
+          <w:b/>
+          <w:bCs/>
+        </w:rPr>
+      </w:pPr>
+      <w:r>
+        <w:rPr>
+          <w:b/>
+          <w:bCs/>
+        </w:rPr>
+        <w:t>I. Introduction</w:t>
+      </w:r>
+    </w:p>
+    <w:p>
+      <w:pPr>
+        <w:rPr>
+          <w:b/>
+          <w:bCs/>
+        </w:rPr>
+      </w:pPr>
+      <w:r>
+        <w:rPr>
+          <w:b/>
+          <w:bCs/>
+        </w:rPr>
+        <w:t>A. Context and Motivation</w:t>
+      </w:r>
+    </w:p>
+    <w:p>
+      <w:r>
+        <w:t>Dementia remains drastically underdiagnosed, with studies estimating that nearly 59% of individuals over the age of 65 are unaware of their condition [1]. This underdiagnosis stems from a combination of systemic barriers</w:t>
       </w:r>
       <w:r>
         <w:t xml:space="preserve"> </w:t>
       </w:r>
       <w:r>
-        <w:t>embeddings along with traditional acoustic parameters held strong predictive potential</w:t>
-      </w:r>
-      <w:r>
-        <w:t xml:space="preserve">. Findings suggest that even lightweight </w:t>
-      </w:r>
-      <w:r>
-        <w:t>LLMs</w:t>
-      </w:r>
-      <w:r>
-        <w:t>, when paired with speech analysis, can capture subtle linguistic and paralinguistic cues indicative of cognitive decline. This work provides a foundation for scalable</w:t>
-      </w:r>
-      <w:r>
-        <w:t xml:space="preserve"> and accessible</w:t>
-      </w:r>
-      <w:r>
-        <w:t xml:space="preserve"> early detection systems </w:t>
-      </w:r>
-      <w:r>
-        <w:t xml:space="preserve">with strong </w:t>
-      </w:r>
-      <w:r>
-        <w:t>pre-diagnostic screening</w:t>
-      </w:r>
-      <w:r>
-        <w:t xml:space="preserve"> potential</w:t>
-      </w:r>
-      <w:r>
-        <w:t>.</w:t>
-      </w:r>
-      <w:commentRangeEnd w:id="0"/>
-      <w:r>
-        <w:rPr>
-          <w:rStyle w:val="CommentReference"/>
-        </w:rPr>
-        <w:commentReference w:id="0"/>
+        <w:t>including limited access to healthcare, disparities in patient-provider communication, educational gaps, and resource constraints</w:t>
+      </w:r>
+      <w:r>
+        <w:t xml:space="preserve"> </w:t>
+      </w:r>
+      <w:r>
+        <w:t xml:space="preserve">which collectively contribute to delayed or missed diagnoses [2]. As a result, many patients are not identified until the disease has progressed beyond the point at which </w:t>
+      </w:r>
+      <w:r>
+        <w:t>intervention</w:t>
+      </w:r>
+      <w:r>
+        <w:t xml:space="preserve"> is most effective.</w:t>
+      </w:r>
+    </w:p>
+    <w:p>
+      <w:r>
+        <w:t xml:space="preserve">This delay is particularly consequential in the case of Alzheimer’s disease (AD), where pharmaceutical interventions such as lecanemab-irmb (Leqembi) and donanemab-azbt (Kisunla) have shown efficacy only during the early stages of disease progression. These </w:t>
+      </w:r>
+      <w:r>
+        <w:t>interventions</w:t>
+      </w:r>
+      <w:r>
+        <w:t xml:space="preserve"> do not </w:t>
+      </w:r>
+      <w:r>
+        <w:t>reverse</w:t>
+      </w:r>
+      <w:r>
+        <w:t xml:space="preserve"> but</w:t>
+      </w:r>
+      <w:r>
+        <w:t xml:space="preserve"> instead aim </w:t>
+      </w:r>
+      <w:r>
+        <w:t xml:space="preserve">to </w:t>
+      </w:r>
+      <w:r>
+        <w:t>slow</w:t>
+      </w:r>
+      <w:r>
+        <w:t xml:space="preserve"> cognitive decline</w:t>
+      </w:r>
+      <w:r>
+        <w:t xml:space="preserve"> </w:t>
+      </w:r>
+      <w:r>
+        <w:t xml:space="preserve">thus </w:t>
+      </w:r>
+      <w:r>
+        <w:t xml:space="preserve">emphasizing </w:t>
+      </w:r>
+      <w:r>
+        <w:t xml:space="preserve">the </w:t>
+      </w:r>
+      <w:r>
+        <w:lastRenderedPageBreak/>
+        <w:t>necessity of early and accurate detection. Similarly, non-</w:t>
+      </w:r>
+      <w:r>
+        <w:t>pharmaceutical</w:t>
+      </w:r>
+      <w:r>
+        <w:t xml:space="preserve"> interventions such as diet modification, physical activity, and social engagement have been shown to mitigate risk but are most beneficial when implemented proactively.</w:t>
+      </w:r>
+    </w:p>
+    <w:p>
+      <w:r>
+        <w:t xml:space="preserve">In this context, early detection is </w:t>
+      </w:r>
+      <w:r>
+        <w:t>not just</w:t>
+      </w:r>
+      <w:r>
+        <w:t xml:space="preserve"> advantageous</w:t>
+      </w:r>
+      <w:r>
+        <w:t>, but</w:t>
+      </w:r>
+      <w:r>
+        <w:t xml:space="preserve"> critical. Addressing this gap could </w:t>
+      </w:r>
+      <w:r>
+        <w:t>tap</w:t>
+      </w:r>
+      <w:r>
+        <w:t xml:space="preserve"> the potential for timely clinical interventions, improved quality of life, and reduced long-term care burdens. Emerging computational methods, particularly those leveraging natural language processing, offer a promising pathway toward scalable, non-invasive screening tools capable of identifying subtle cognitive changes well before traditional diagnosis.</w:t>
+      </w:r>
+    </w:p>
+    <w:p>
+      <w:pPr>
+        <w:rPr>
+          <w:b/>
+          <w:bCs/>
+        </w:rPr>
+      </w:pPr>
+      <w:r>
+        <w:rPr>
+          <w:b/>
+          <w:bCs/>
+        </w:rPr>
+        <w:t>B. Problem Statement</w:t>
+      </w:r>
+    </w:p>
+    <w:p>
+      <w:r>
+        <w:t>E</w:t>
+      </w:r>
+      <w:r>
+        <w:t>arly cognitive decline</w:t>
+      </w:r>
+      <w:r>
+        <w:t xml:space="preserve"> signals from s</w:t>
+      </w:r>
+      <w:r>
+        <w:t xml:space="preserve">ubtle linguistic and acoustic changes </w:t>
+      </w:r>
+      <w:r>
+        <w:t xml:space="preserve">are often too nuanced to be reliably detected through </w:t>
+      </w:r>
+      <w:r>
+        <w:t>traditional</w:t>
+      </w:r>
+      <w:r>
+        <w:t xml:space="preserve"> clinical assessments. As a result, these early markers are frequently overlooked, delaying </w:t>
+      </w:r>
+      <w:r>
+        <w:t>formal</w:t>
+      </w:r>
+      <w:r>
+        <w:t xml:space="preserve"> diagnos</w:t>
+      </w:r>
+      <w:r>
+        <w:t>e</w:t>
+      </w:r>
+      <w:r>
+        <w:t>s and intervention during the critical early stages of dementia. Whil</w:t>
+      </w:r>
+      <w:r>
+        <w:t>st</w:t>
+      </w:r>
+      <w:r>
+        <w:t xml:space="preserve"> prior research has demonstrated the potential of lexical and acoustic analysis</w:t>
+      </w:r>
+      <w:r>
+        <w:t xml:space="preserve">, </w:t>
+      </w:r>
+      <w:r>
+        <w:t>particularly in Alzheimer’s Disease</w:t>
+      </w:r>
+      <w:r>
+        <w:t xml:space="preserve">, </w:t>
+      </w:r>
+      <w:r>
+        <w:t xml:space="preserve">for identifying such early signs, most approaches have relied on hand-crafted features or </w:t>
+      </w:r>
+      <w:r>
+        <w:t>rule-based</w:t>
+      </w:r>
+      <w:r>
+        <w:t xml:space="preserve"> modeling techniques.</w:t>
+      </w:r>
+    </w:p>
+    <w:p>
+      <w:r>
+        <w:t>Recent advances in natural language processing, especially through large language models (LLMs), offer new opportunities to detect these deviations with greater sensitivity. This work seeks not only to replicate the predictive capabilities of p</w:t>
+      </w:r>
+      <w:r>
+        <w:t xml:space="preserve">revious </w:t>
+      </w:r>
+      <w:r>
+        <w:t>approaches, but to extend them</w:t>
+      </w:r>
+      <w:r>
+        <w:t xml:space="preserve"> by </w:t>
+      </w:r>
+      <w:r>
+        <w:t>leveraging multimodal analysis to identify individuals at risk of dementia as much as 15 years before clinical diagnosis.</w:t>
+      </w:r>
+    </w:p>
+    <w:p>
+      <w:pPr>
+        <w:rPr>
+          <w:b/>
+          <w:bCs/>
+        </w:rPr>
+      </w:pPr>
+      <w:r>
+        <w:rPr>
+          <w:b/>
+          <w:bCs/>
+        </w:rPr>
+        <w:t>C. Cognitive Science Justification</w:t>
+      </w:r>
+    </w:p>
+    <w:p>
+      <w:r>
+        <w:t xml:space="preserve">This work is grounded in </w:t>
+      </w:r>
+      <w:r>
+        <w:t>well</w:t>
+      </w:r>
+      <w:r>
+        <w:t>-</w:t>
+      </w:r>
+      <w:r>
+        <w:t>established</w:t>
+      </w:r>
+      <w:r>
+        <w:t xml:space="preserve"> cognitive theories of semantic memory degradatio</w:t>
+      </w:r>
+      <w:r>
+        <w:t xml:space="preserve">n </w:t>
+      </w:r>
+      <w:r>
+        <w:t>and lexical retrieval impairment in dementia. Prior research has found that longer</w:t>
+      </w:r>
+      <w:r>
+        <w:t xml:space="preserve"> </w:t>
+      </w:r>
+      <w:r>
+        <w:t>speech</w:t>
+      </w:r>
+      <w:r>
+        <w:t xml:space="preserve"> </w:t>
+      </w:r>
+      <w:r>
+        <w:t>pauses,</w:t>
+      </w:r>
+      <w:r>
+        <w:t xml:space="preserve"> and reduced speech rate </w:t>
+      </w:r>
+      <w:r>
+        <w:t xml:space="preserve">are </w:t>
+      </w:r>
+      <w:r>
+        <w:t>correlate</w:t>
+      </w:r>
+      <w:r>
+        <w:t>d</w:t>
+      </w:r>
+      <w:r>
+        <w:t xml:space="preserve"> with early tau </w:t>
+      </w:r>
+      <w:r>
+        <w:t>burden, one of the proteins responsible for AD,</w:t>
+      </w:r>
+      <w:r>
+        <w:t xml:space="preserve"> </w:t>
+      </w:r>
+      <w:r>
+        <w:t>throughout adulthood</w:t>
+      </w:r>
+      <w:r>
+        <w:t xml:space="preserve"> [3]. </w:t>
+      </w:r>
+      <w:r>
+        <w:t xml:space="preserve">Similarly, progressive declines in the cognitive task of lexical retrieval in dementia patients </w:t>
+      </w:r>
+      <w:r>
+        <w:t>have</w:t>
+      </w:r>
+      <w:r>
+        <w:t xml:space="preserve"> been found to be associated with </w:t>
+      </w:r>
+      <w:r>
+        <w:t>grammatical and syntactic deficits</w:t>
+      </w:r>
+      <w:r>
+        <w:t xml:space="preserve">, </w:t>
+      </w:r>
+      <w:r>
+        <w:t>particularly reduced verb inflection and lexical variation</w:t>
+      </w:r>
+      <w:r>
+        <w:t xml:space="preserve"> </w:t>
+      </w:r>
+      <w:r>
+        <w:t>are prevalent in AD [4] [5].</w:t>
+      </w:r>
+    </w:p>
+    <w:p>
+      <w:r>
+        <w:t xml:space="preserve">These impairments are consistent with cognitive science literature on semantic drift and lexical entropy, which have emerged as </w:t>
+      </w:r>
+      <w:r>
+        <w:t>algorithmic</w:t>
+      </w:r>
+      <w:r>
+        <w:t xml:space="preserve"> </w:t>
+      </w:r>
+      <w:r>
+        <w:t>frameworks</w:t>
+      </w:r>
+      <w:r>
+        <w:t xml:space="preserve"> for cognitive load, coherence, and </w:t>
+      </w:r>
+      <w:r>
+        <w:t xml:space="preserve">semantic memory </w:t>
+      </w:r>
+      <w:r>
+        <w:t xml:space="preserve">issues. As </w:t>
+      </w:r>
+      <w:r>
+        <w:t>other research has shown, computational natural-language-</w:t>
+      </w:r>
+      <w:r>
+        <w:t>based</w:t>
+      </w:r>
+      <w:r>
+        <w:t>,</w:t>
+      </w:r>
+      <w:r>
+        <w:t xml:space="preserve"> linguistic analysis can serve as a viable early diagnostic tool </w:t>
+      </w:r>
+      <w:r>
+        <w:t xml:space="preserve">with the correct feature extraction </w:t>
+      </w:r>
+      <w:r>
+        <w:t>[6].</w:t>
       </w:r>
     </w:p>
     <w:p/>
@@ -991,497 +2242,84 @@
           <w:b/>
           <w:bCs/>
         </w:rPr>
-        <w:t>I. Introduction</w:t>
-      </w:r>
-    </w:p>
-    <w:p>
-      <w:pPr>
-        <w:rPr>
-          <w:b/>
-          <w:bCs/>
-        </w:rPr>
-      </w:pPr>
-      <w:r>
-        <w:rPr>
-          <w:b/>
-          <w:bCs/>
-        </w:rPr>
-        <w:t>A. Context and Motivation</w:t>
-      </w:r>
-    </w:p>
-    <w:p>
-      <w:r>
-        <w:t>Dementia remains drastically underdiagnosed, with studies estimating that nearly 59% of individuals over the age of 65 are unaware of their condition [1]. This underdiagnosis stems from a combination of systemic barriers</w:t>
+        <w:t>II. Model and Tool Design</w:t>
+      </w:r>
+    </w:p>
+    <w:p>
+      <w:pPr>
+        <w:rPr>
+          <w:b/>
+          <w:bCs/>
+        </w:rPr>
+      </w:pPr>
+      <w:r>
+        <w:rPr>
+          <w:b/>
+          <w:bCs/>
+        </w:rPr>
+        <w:t>A. Dataset and Tooling Overview</w:t>
+      </w:r>
+    </w:p>
+    <w:p>
+      <w:pPr>
+        <w:rPr>
+          <w:b/>
+          <w:bCs/>
+        </w:rPr>
+      </w:pPr>
+      <w:r>
+        <w:rPr>
+          <w:b/>
+          <w:bCs/>
+        </w:rPr>
+        <w:t>1. Dataset</w:t>
+      </w:r>
+    </w:p>
+    <w:p>
+      <w:r>
+        <w:t xml:space="preserve">Dementia, as a well-documented form of cognitive decline, </w:t>
+      </w:r>
+      <w:r>
+        <w:t xml:space="preserve">lies at the intersection of </w:t>
+      </w:r>
+      <w:r>
+        <w:t>a wide range of cognitive science concepts</w:t>
+      </w:r>
+      <w:r>
+        <w:t xml:space="preserve"> like</w:t>
+      </w:r>
+      <w:r>
+        <w:t xml:space="preserve"> language, memory, and executive function</w:t>
+      </w:r>
+      <w:r>
+        <w:t xml:space="preserve">. </w:t>
+      </w:r>
+      <w:r>
+        <w:t xml:space="preserve">In approaching this research question, the focus was on identifying subtle linguistic and acoustic markers that </w:t>
+      </w:r>
+      <w:r>
+        <w:t>might</w:t>
+      </w:r>
+      <w:r>
+        <w:t xml:space="preserve"> precede clinical diagnosis by several years. Given the limited availability of open-source clinical datasets, the DementiaNet corpus was selected for its relevance to this goal. It contains audio recordings from public interviews with celebrities later diagnosed with dementia, spanning 5 to 15 years prior to formal diagnosis. These </w:t>
+      </w:r>
+      <w:r>
+        <w:t xml:space="preserve">limited </w:t>
+      </w:r>
+      <w:r>
+        <w:t xml:space="preserve">longitudinal samples, alongside control interviews from healthy individuals, provide a rare opportunity to examine early signs of cognitive decline in </w:t>
+      </w:r>
+      <w:r>
+        <w:t>natural</w:t>
+      </w:r>
+      <w:r>
+        <w:t xml:space="preserve"> speech.</w:t>
       </w:r>
       <w:r>
         <w:t xml:space="preserve"> </w:t>
       </w:r>
       <w:r>
-        <w:t>including limited access to healthcare, disparities in patient-provider communication, educational gaps, and resource constraints</w:t>
-      </w:r>
-      <w:r>
-        <w:t xml:space="preserve"> </w:t>
-      </w:r>
-      <w:r>
-        <w:t xml:space="preserve">which collectively contribute to delayed or missed diagnoses [2]. As a result, many patients are </w:t>
-      </w:r>
-      <w:r>
-        <w:lastRenderedPageBreak/>
-        <w:t xml:space="preserve">not identified until the disease has progressed beyond the point at which </w:t>
-      </w:r>
-      <w:r>
-        <w:t>intervention</w:t>
-      </w:r>
-      <w:r>
-        <w:t xml:space="preserve"> is most effective.</w:t>
-      </w:r>
-    </w:p>
-    <w:p>
-      <w:r>
-        <w:t xml:space="preserve">This delay is particularly consequential in the case of Alzheimer’s disease (AD), where pharmaceutical interventions such as </w:t>
-      </w:r>
-      <w:proofErr w:type="spellStart"/>
-      <w:r>
-        <w:t>lecanemab-irmb</w:t>
-      </w:r>
-      <w:proofErr w:type="spellEnd"/>
-      <w:r>
-        <w:t xml:space="preserve"> (</w:t>
-      </w:r>
-      <w:proofErr w:type="spellStart"/>
-      <w:r>
-        <w:t>Leqembi</w:t>
-      </w:r>
-      <w:proofErr w:type="spellEnd"/>
-      <w:r>
-        <w:t>) and donanemab-</w:t>
-      </w:r>
-      <w:proofErr w:type="spellStart"/>
-      <w:r>
-        <w:t>azbt</w:t>
-      </w:r>
-      <w:proofErr w:type="spellEnd"/>
-      <w:r>
-        <w:t xml:space="preserve"> (</w:t>
-      </w:r>
-      <w:proofErr w:type="spellStart"/>
-      <w:r>
-        <w:t>Kisunla</w:t>
-      </w:r>
-      <w:proofErr w:type="spellEnd"/>
-      <w:r>
-        <w:t xml:space="preserve">) have shown efficacy only during the early stages of disease progression. These </w:t>
-      </w:r>
-      <w:r>
-        <w:t>interventions</w:t>
-      </w:r>
-      <w:r>
-        <w:t xml:space="preserve"> do not </w:t>
-      </w:r>
-      <w:r>
-        <w:t>reverse</w:t>
-      </w:r>
-      <w:r>
-        <w:t xml:space="preserve"> but</w:t>
-      </w:r>
-      <w:r>
-        <w:t xml:space="preserve"> instead aim </w:t>
-      </w:r>
-      <w:r>
-        <w:t xml:space="preserve">to </w:t>
-      </w:r>
-      <w:r>
-        <w:t>slow</w:t>
-      </w:r>
-      <w:r>
-        <w:t xml:space="preserve"> cognitive decline</w:t>
-      </w:r>
-      <w:r>
-        <w:t xml:space="preserve"> </w:t>
-      </w:r>
-      <w:r>
-        <w:t xml:space="preserve">thus </w:t>
-      </w:r>
-      <w:r>
-        <w:t xml:space="preserve">emphasizing </w:t>
-      </w:r>
-      <w:r>
-        <w:t>the necessity of early and accurate detection. Similarly, non-</w:t>
-      </w:r>
-      <w:r>
-        <w:t>pharmaceutical</w:t>
-      </w:r>
-      <w:r>
-        <w:t xml:space="preserve"> interventions such as diet modification, physical activity, and social engagement have been shown to mitigate risk but are most beneficial when implemented proactively.</w:t>
-      </w:r>
-    </w:p>
-    <w:p>
-      <w:r>
-        <w:t xml:space="preserve">In this context, early detection is </w:t>
-      </w:r>
-      <w:r>
-        <w:t>not just</w:t>
-      </w:r>
-      <w:r>
-        <w:t xml:space="preserve"> advantageous</w:t>
-      </w:r>
-      <w:r>
-        <w:t>, but</w:t>
-      </w:r>
-      <w:r>
-        <w:t xml:space="preserve"> critical. Addressing this gap could </w:t>
-      </w:r>
-      <w:r>
-        <w:t>tap</w:t>
-      </w:r>
-      <w:r>
-        <w:t xml:space="preserve"> the potential for timely clinical interventions, improved quality of life, and reduced long-term care burdens. Emerging computational methods, particularly those leveraging natural language processing, offer a promising pathway toward scalable, non-invasive screening tools capable of identifying subtle cognitive changes well before traditional diagnosis.</w:t>
-      </w:r>
-    </w:p>
-    <w:p>
-      <w:pPr>
-        <w:rPr>
-          <w:b/>
-          <w:bCs/>
-        </w:rPr>
-      </w:pPr>
-      <w:r>
-        <w:rPr>
-          <w:b/>
-          <w:bCs/>
-        </w:rPr>
-        <w:t>B. Problem Statement</w:t>
-      </w:r>
-    </w:p>
-    <w:p>
-      <w:r>
-        <w:t>E</w:t>
-      </w:r>
-      <w:r>
-        <w:t>arly cognitive decline</w:t>
-      </w:r>
-      <w:r>
-        <w:t xml:space="preserve"> signals from s</w:t>
-      </w:r>
-      <w:r>
-        <w:t xml:space="preserve">ubtle linguistic and acoustic changes </w:t>
-      </w:r>
-      <w:r>
-        <w:t xml:space="preserve">are often too nuanced to be reliably detected through </w:t>
-      </w:r>
-      <w:r>
-        <w:t>traditional</w:t>
-      </w:r>
-      <w:r>
-        <w:t xml:space="preserve"> clinical assessments. As a result, these early markers are frequently overlooked, delaying </w:t>
-      </w:r>
-      <w:r>
-        <w:t>formal</w:t>
-      </w:r>
-      <w:r>
-        <w:t xml:space="preserve"> diagnos</w:t>
-      </w:r>
-      <w:r>
-        <w:t>e</w:t>
-      </w:r>
-      <w:r>
-        <w:t>s and intervention during the critical early stages of dementia. Whil</w:t>
-      </w:r>
-      <w:r>
-        <w:t>st</w:t>
-      </w:r>
-      <w:r>
-        <w:t xml:space="preserve"> prior research has demonstrated the potential of lexical and acoustic analysis</w:t>
-      </w:r>
-      <w:r>
-        <w:t xml:space="preserve">, </w:t>
-      </w:r>
-      <w:r>
-        <w:t>particularly in Alzheimer’s Disease</w:t>
-      </w:r>
-      <w:r>
-        <w:t xml:space="preserve">, </w:t>
-      </w:r>
-      <w:r>
-        <w:t xml:space="preserve">for identifying such early signs, most approaches have relied on hand-crafted features or </w:t>
-      </w:r>
-      <w:r>
-        <w:t>rule-based</w:t>
-      </w:r>
-      <w:r>
-        <w:t xml:space="preserve"> modeling techniques.</w:t>
-      </w:r>
-    </w:p>
-    <w:p>
-      <w:r>
-        <w:t>Recent advances in natural language processing, especially through large language models (LLMs), offer new opportunities to detect these deviations with greater sensitivity. This work seeks not only to replicate the predictive capabilities of p</w:t>
-      </w:r>
-      <w:r>
-        <w:t xml:space="preserve">revious </w:t>
-      </w:r>
-      <w:r>
-        <w:t>approaches, but to extend them</w:t>
-      </w:r>
-      <w:r>
-        <w:t xml:space="preserve"> by </w:t>
-      </w:r>
-      <w:r>
-        <w:t>leveraging multimodal analysis to identify individuals at risk of dementia as much as 15 years before clinical diagnosis.</w:t>
-      </w:r>
-    </w:p>
-    <w:p>
-      <w:pPr>
-        <w:rPr>
-          <w:b/>
-          <w:bCs/>
-        </w:rPr>
-      </w:pPr>
-      <w:r>
-        <w:rPr>
-          <w:b/>
-          <w:bCs/>
-        </w:rPr>
-        <w:t>C. Cognitive Science Justification</w:t>
-      </w:r>
-    </w:p>
-    <w:p>
-      <w:r>
-        <w:t xml:space="preserve">This work is grounded in </w:t>
-      </w:r>
-      <w:r>
-        <w:t>well</w:t>
-      </w:r>
-      <w:r>
-        <w:t>-</w:t>
-      </w:r>
-      <w:r>
-        <w:t>established</w:t>
-      </w:r>
-      <w:r>
-        <w:t xml:space="preserve"> cognitive theories of semantic memory degradatio</w:t>
-      </w:r>
-      <w:r>
-        <w:t xml:space="preserve">n </w:t>
-      </w:r>
-      <w:r>
-        <w:t>and lexical retrieval impairment in dementia. Prior research has found that longer</w:t>
-      </w:r>
-      <w:r>
-        <w:t xml:space="preserve"> </w:t>
-      </w:r>
-      <w:r>
-        <w:t>speech</w:t>
-      </w:r>
-      <w:r>
-        <w:t xml:space="preserve"> </w:t>
-      </w:r>
-      <w:r>
-        <w:t>pauses,</w:t>
-      </w:r>
-      <w:r>
-        <w:t xml:space="preserve"> and reduced speech rate </w:t>
-      </w:r>
-      <w:r>
-        <w:t xml:space="preserve">are </w:t>
-      </w:r>
-      <w:r>
-        <w:t>correlate</w:t>
-      </w:r>
-      <w:r>
-        <w:t>d</w:t>
-      </w:r>
-      <w:r>
-        <w:t xml:space="preserve"> with early tau </w:t>
-      </w:r>
-      <w:r>
-        <w:t>burden, one of the proteins responsible for AD,</w:t>
-      </w:r>
-      <w:r>
-        <w:t xml:space="preserve"> </w:t>
-      </w:r>
-      <w:r>
-        <w:t>throughout adulthood</w:t>
-      </w:r>
-      <w:r>
-        <w:t xml:space="preserve"> [3]. </w:t>
-      </w:r>
-      <w:r>
-        <w:t xml:space="preserve">Similarly, progressive declines in the cognitive task of lexical retrieval in dementia patients </w:t>
-      </w:r>
-      <w:r>
-        <w:t>have</w:t>
-      </w:r>
-      <w:r>
-        <w:t xml:space="preserve"> been found to be </w:t>
-      </w:r>
-      <w:r>
-        <w:lastRenderedPageBreak/>
-        <w:t xml:space="preserve">associated with </w:t>
-      </w:r>
-      <w:r>
-        <w:t>grammatical and syntactic deficits</w:t>
-      </w:r>
-      <w:r>
-        <w:t xml:space="preserve">, </w:t>
-      </w:r>
-      <w:r>
-        <w:t>particularly reduced verb inflection and lexical variation</w:t>
-      </w:r>
-      <w:r>
-        <w:t xml:space="preserve"> </w:t>
-      </w:r>
-      <w:r>
-        <w:t>are prevalent in AD [4] [5].</w:t>
-      </w:r>
-    </w:p>
-    <w:p>
-      <w:r>
-        <w:t xml:space="preserve">These impairments are consistent with cognitive science literature on semantic drift and lexical entropy, which have emerged as </w:t>
-      </w:r>
-      <w:r>
-        <w:t>algorithmic</w:t>
-      </w:r>
-      <w:r>
-        <w:t xml:space="preserve"> </w:t>
-      </w:r>
-      <w:r>
-        <w:t>frameworks</w:t>
-      </w:r>
-      <w:r>
-        <w:t xml:space="preserve"> for cognitive load, coherence, and </w:t>
-      </w:r>
-      <w:r>
-        <w:t xml:space="preserve">semantic memory </w:t>
-      </w:r>
-      <w:r>
-        <w:t xml:space="preserve">issues. As </w:t>
-      </w:r>
-      <w:r>
-        <w:t>other research has shown, computational natural-language-</w:t>
-      </w:r>
-      <w:r>
-        <w:t>based</w:t>
-      </w:r>
-      <w:r>
-        <w:t>,</w:t>
-      </w:r>
-      <w:r>
-        <w:t xml:space="preserve"> linguistic analysis can serve as a viable early diagnostic tool </w:t>
-      </w:r>
-      <w:r>
-        <w:t xml:space="preserve">with the correct feature extraction </w:t>
-      </w:r>
-      <w:r>
-        <w:t>[6].</w:t>
-      </w:r>
-    </w:p>
-    <w:p/>
-    <w:p>
-      <w:pPr>
-        <w:rPr>
-          <w:b/>
-          <w:bCs/>
-        </w:rPr>
-      </w:pPr>
-      <w:r>
-        <w:rPr>
-          <w:b/>
-          <w:bCs/>
-        </w:rPr>
-        <w:t>II. Model and Tool Design</w:t>
-      </w:r>
-    </w:p>
-    <w:p>
-      <w:pPr>
-        <w:rPr>
-          <w:b/>
-          <w:bCs/>
-        </w:rPr>
-      </w:pPr>
-      <w:r>
-        <w:rPr>
-          <w:b/>
-          <w:bCs/>
-        </w:rPr>
-        <w:t>A. Dataset and Tooling Overview</w:t>
-      </w:r>
-    </w:p>
-    <w:p>
-      <w:pPr>
-        <w:rPr>
-          <w:b/>
-          <w:bCs/>
-        </w:rPr>
-      </w:pPr>
-      <w:r>
-        <w:rPr>
-          <w:b/>
-          <w:bCs/>
-        </w:rPr>
-        <w:t>1. Dataset</w:t>
-      </w:r>
-    </w:p>
-    <w:p>
-      <w:r>
-        <w:t xml:space="preserve">Dementia, as a well-documented form of cognitive decline, </w:t>
-      </w:r>
-      <w:r>
-        <w:t xml:space="preserve">lies at the intersection of </w:t>
-      </w:r>
-      <w:r>
-        <w:t>a wide range of cognitive science concepts</w:t>
-      </w:r>
-      <w:r>
-        <w:t xml:space="preserve"> like</w:t>
-      </w:r>
-      <w:r>
-        <w:t xml:space="preserve"> language, memory, and executive function</w:t>
-      </w:r>
-      <w:r>
-        <w:t xml:space="preserve">. </w:t>
-      </w:r>
-      <w:r>
-        <w:t xml:space="preserve">In approaching this research question, the focus was on identifying subtle linguistic and acoustic markers that </w:t>
-      </w:r>
-      <w:r>
-        <w:t>might</w:t>
-      </w:r>
-      <w:r>
-        <w:t xml:space="preserve"> precede clinical diagnosis by several years. Given the limited availability of open-source clinical datasets, the </w:t>
-      </w:r>
-      <w:proofErr w:type="spellStart"/>
-      <w:r>
-        <w:t>DementiaNet</w:t>
-      </w:r>
-      <w:proofErr w:type="spellEnd"/>
-      <w:r>
-        <w:t xml:space="preserve"> corpus was selected for its relevance to this goal. It contains audio recordings from public interviews with celebrities later diagnosed with dementia, spanning 5 to 15 years prior to formal diagnosis. These </w:t>
-      </w:r>
-      <w:r>
-        <w:t xml:space="preserve">limited </w:t>
-      </w:r>
-      <w:r>
-        <w:t xml:space="preserve">longitudinal samples, alongside control interviews from healthy individuals, provide a rare opportunity to examine early signs of cognitive decline in </w:t>
-      </w:r>
-      <w:r>
-        <w:t>natural</w:t>
-      </w:r>
-      <w:r>
-        <w:t xml:space="preserve"> speech.</w:t>
-      </w:r>
-      <w:r>
-        <w:t xml:space="preserve"> </w:t>
-      </w:r>
-      <w:r>
-        <w:t xml:space="preserve">It is important to note that while </w:t>
-      </w:r>
-      <w:proofErr w:type="spellStart"/>
-      <w:r>
-        <w:t>DementiaNet</w:t>
-      </w:r>
-      <w:proofErr w:type="spellEnd"/>
-      <w:r>
-        <w:t xml:space="preserve"> is not a collection of formal clinical trials, its conversational nature and linkage to documented dementia diagnoses make it a clinically relevant resource, offering rare longitudinal insight into early cognitive decline as it manifests in natural, unscripted speech.</w:t>
+        <w:t>It is important to note that while DementiaNet is not a collection of formal clinical trials, its conversational nature and linkage to documented dementia diagnoses make it a clinically relevant resource, offering rare longitudinal insight into early cognitive decline as it manifests in natural, unscripted speech.</w:t>
       </w:r>
     </w:p>
     <w:p>
@@ -1547,38 +2385,38 @@
         <w:t>Whisper</w:t>
       </w:r>
       <w:r>
-        <w:t xml:space="preserve"> automatic speech recognition (ASR) system was selected. Trained on </w:t>
+        <w:t xml:space="preserve"> automatic speech recognition (ASR) system was selected. Trained on 680,000 hours of multilingual and noisy data, Whisper offer</w:t>
+      </w:r>
+      <w:r>
+        <w:t>ed</w:t>
+      </w:r>
+      <w:r>
+        <w:t xml:space="preserve"> high transcription accuracy, robustness to varied recording conditions, and minimal need for manual correction</w:t>
+      </w:r>
+      <w:r>
+        <w:t xml:space="preserve"> which </w:t>
+      </w:r>
+      <w:r>
+        <w:t>ma</w:t>
+      </w:r>
+      <w:r>
+        <w:t>de</w:t>
+      </w:r>
+      <w:r>
+        <w:t xml:space="preserve"> it ideal for downstream analysis</w:t>
+      </w:r>
+      <w:r>
+        <w:t>.</w:t>
+      </w:r>
+    </w:p>
+    <w:p>
+      <w:r>
+        <w:br/>
+        <w:t xml:space="preserve">The transcribed text and original audio formed the basis for multimodal feature extraction. Lexical features were derived from two primary sources: algorithmically calculated metrics (e.g., type-token ratio, pronoun ratio), and LLM-based representations. To compute </w:t>
       </w:r>
       <w:r>
         <w:lastRenderedPageBreak/>
-        <w:t>680,000 hours of multilingual and noisy data, Whisper offer</w:t>
-      </w:r>
-      <w:r>
-        <w:t>ed</w:t>
-      </w:r>
-      <w:r>
-        <w:t xml:space="preserve"> high transcription accuracy, robustness to varied recording conditions, and minimal need for manual correction</w:t>
-      </w:r>
-      <w:r>
-        <w:t xml:space="preserve"> which </w:t>
-      </w:r>
-      <w:r>
-        <w:t>ma</w:t>
-      </w:r>
-      <w:r>
-        <w:t>de</w:t>
-      </w:r>
-      <w:r>
-        <w:t xml:space="preserve"> it ideal for downstream analysis</w:t>
-      </w:r>
-      <w:r>
-        <w:t>.</w:t>
-      </w:r>
-    </w:p>
-    <w:p>
-      <w:r>
-        <w:br/>
-        <w:t xml:space="preserve">The transcribed text and original audio formed the basis for multimodal feature extraction. Lexical features were derived from two primary sources: algorithmically calculated metrics (e.g., type-token ratio, pronoun ratio), and LLM-based representations. To compute semantic drift, the </w:t>
+        <w:t xml:space="preserve">semantic drift, the </w:t>
       </w:r>
       <w:r>
         <w:rPr>
@@ -1594,41 +2432,33 @@
         <w:t xml:space="preserve"> numerical</w:t>
       </w:r>
       <w:r>
-        <w:t xml:space="preserve"> 384-dimension vectors. Cosine similarity between adjacent sentence embeddings quantified shifts in meaning, offering </w:t>
-      </w:r>
-      <w:proofErr w:type="gramStart"/>
-      <w:r>
-        <w:t>a</w:t>
-      </w:r>
-      <w:proofErr w:type="gramEnd"/>
+        <w:t xml:space="preserve"> 384-dimension vectors. Cosine similarity between adjacent sentence embeddings quantified shifts in meaning, offering a </w:t>
+      </w:r>
+      <w:r>
+        <w:t>estimation</w:t>
+      </w:r>
+      <w:r>
+        <w:t xml:space="preserve"> for coherence loss </w:t>
+      </w:r>
+      <w:r>
+        <w:t xml:space="preserve">typically </w:t>
+      </w:r>
+      <w:r>
+        <w:t>observed</w:t>
+      </w:r>
       <w:r>
         <w:t xml:space="preserve"> </w:t>
       </w:r>
       <w:r>
-        <w:t>estimation</w:t>
-      </w:r>
-      <w:r>
-        <w:t xml:space="preserve"> for coherence loss </w:t>
-      </w:r>
-      <w:r>
-        <w:t xml:space="preserve">typically </w:t>
-      </w:r>
-      <w:r>
-        <w:t>observed</w:t>
+        <w:t>in early cognitive decline. For lexical entropy, OpenAI’s GPT-2 small was employed to generate next-token probability distributions across transcripts. These probabilities, when passed through</w:t>
+      </w:r>
+      <w:r>
+        <w:t xml:space="preserve"> an</w:t>
       </w:r>
       <w:r>
         <w:t xml:space="preserve"> </w:t>
       </w:r>
       <w:r>
-        <w:t>in early cognitive decline. For lexical entropy, OpenAI’s GPT-2 small was employed to generate next-token probability distributions across transcripts. These probabilities, when passed through</w:t>
-      </w:r>
-      <w:r>
-        <w:t xml:space="preserve"> an</w:t>
-      </w:r>
-      <w:r>
-        <w:t xml:space="preserve"> </w:t>
-      </w:r>
-      <w:r>
         <w:t xml:space="preserve">information theory </w:t>
       </w:r>
       <w:r>
@@ -1661,15 +2491,7 @@
     </w:p>
     <w:p>
       <w:r>
-        <w:t>On the acoustic side, features were extracted using the extended Geneva Minimalistic Acoustic Parameter Set (</w:t>
-      </w:r>
-      <w:proofErr w:type="spellStart"/>
-      <w:r>
-        <w:t>eGeMAPS</w:t>
-      </w:r>
-      <w:proofErr w:type="spellEnd"/>
-      <w:r>
-        <w:t>), which includes prosodic markers commonly linked to cognitive and emotional state</w:t>
+        <w:t>On the acoustic side, features were extracted using the extended Geneva Minimalistic Acoustic Parameter Set (eGeMAPS), which includes prosodic markers commonly linked to cognitive and emotional state</w:t>
       </w:r>
       <w:r>
         <w:t>s</w:t>
@@ -1677,7 +2499,6 @@
       <w:r>
         <w:t xml:space="preserve">. The </w:t>
       </w:r>
-      <w:proofErr w:type="spellStart"/>
       <w:r>
         <w:rPr>
           <w:i/>
@@ -1685,17 +2506,8 @@
         </w:rPr>
         <w:t>openSMILE</w:t>
       </w:r>
-      <w:proofErr w:type="spellEnd"/>
-      <w:r>
-        <w:t xml:space="preserve"> toolkit was chosen to implement this, offering a reproducible and well-supported method for extracting </w:t>
-      </w:r>
-      <w:proofErr w:type="spellStart"/>
-      <w:r>
-        <w:t>eGeMAPS</w:t>
-      </w:r>
-      <w:proofErr w:type="spellEnd"/>
-      <w:r>
-        <w:t xml:space="preserve"> features such as pitch, jitter, loudness, and speech rate</w:t>
+      <w:r>
+        <w:t xml:space="preserve"> toolkit was chosen to implement this, offering a reproducible and well-supported method for extracting eGeMAPS features such as pitch, jitter, loudness, and speech rate</w:t>
       </w:r>
       <w:r>
         <w:t xml:space="preserve">, </w:t>
@@ -1803,151 +2615,186 @@
           <w:kern w:val="0"/>
           <w14:ligatures w14:val="none"/>
         </w:rPr>
-        <w:t xml:space="preserve">Recent LLMs enable detection of more subtle cognitive disruptions, particularly in cases </w:t>
-      </w:r>
-      <w:proofErr w:type="gramStart"/>
-      <w:r>
-        <w:rPr>
-          <w:rFonts w:eastAsia="Times New Roman" w:cs="Times New Roman"/>
-          <w:color w:val="000000"/>
-          <w:kern w:val="0"/>
-          <w14:ligatures w14:val="none"/>
-        </w:rPr>
-        <w:t>where</w:t>
-      </w:r>
-      <w:proofErr w:type="gramEnd"/>
-      <w:r>
-        <w:rPr>
-          <w:rFonts w:eastAsia="Times New Roman" w:cs="Times New Roman"/>
-          <w:color w:val="000000"/>
-          <w:kern w:val="0"/>
-          <w14:ligatures w14:val="none"/>
-        </w:rPr>
-        <w:t xml:space="preserve"> semantic complexity obscures topic coherence or abstract concept linkage</w:t>
-      </w:r>
-      <w:r>
-        <w:rPr>
-          <w:rFonts w:eastAsia="Times New Roman" w:cs="Times New Roman"/>
-          <w:color w:val="000000"/>
-          <w:kern w:val="0"/>
-          <w14:ligatures w14:val="none"/>
-        </w:rPr>
-        <w:t xml:space="preserve">. Cognitive strain in patients with dementia can </w:t>
-      </w:r>
-      <w:r>
-        <w:rPr>
-          <w:rFonts w:eastAsia="Times New Roman" w:cs="Times New Roman"/>
-          <w:color w:val="000000"/>
-          <w:kern w:val="0"/>
-          <w14:ligatures w14:val="none"/>
+        <w:t>Recent LLMs enable detection of more subtle cognitive disruptions, particularly in cases where semantic complexity obscures topic coherence or abstract concept linkage</w:t>
+      </w:r>
+      <w:r>
+        <w:rPr>
+          <w:rFonts w:eastAsia="Times New Roman" w:cs="Times New Roman"/>
+          <w:color w:val="000000"/>
+          <w:kern w:val="0"/>
+          <w14:ligatures w14:val="none"/>
+        </w:rPr>
+        <w:t>. Cognitive strain in patients with dementia can manifest as anomia</w:t>
+      </w:r>
+      <w:r>
+        <w:rPr>
+          <w:rFonts w:eastAsia="Times New Roman" w:cs="Times New Roman"/>
+          <w:color w:val="000000"/>
+          <w:kern w:val="0"/>
+          <w14:ligatures w14:val="none"/>
+        </w:rPr>
+        <w:t xml:space="preserve"> [12] </w:t>
+      </w:r>
+      <w:r>
+        <w:rPr>
+          <w:rFonts w:eastAsia="Times New Roman" w:cs="Times New Roman"/>
+          <w:color w:val="000000"/>
+          <w:kern w:val="0"/>
+          <w14:ligatures w14:val="none"/>
+        </w:rPr>
+        <w:t xml:space="preserve">and tangentiality </w:t>
+      </w:r>
+      <w:r>
+        <w:rPr>
+          <w:rFonts w:eastAsia="Times New Roman" w:cs="Times New Roman"/>
+          <w:color w:val="000000"/>
+          <w:kern w:val="0"/>
+          <w14:ligatures w14:val="none"/>
+        </w:rPr>
+        <w:t>[6]</w:t>
+      </w:r>
+      <w:r>
+        <w:rPr>
+          <w:rFonts w:eastAsia="Times New Roman" w:cs="Times New Roman"/>
+          <w:color w:val="000000"/>
+          <w:kern w:val="0"/>
+          <w14:ligatures w14:val="none"/>
+        </w:rPr>
+        <w:t xml:space="preserve"> among others. These are the main principles which </w:t>
+      </w:r>
+      <w:r>
+        <w:rPr>
+          <w:rFonts w:eastAsia="Times New Roman" w:cs="Times New Roman"/>
+          <w:color w:val="000000"/>
+          <w:kern w:val="0"/>
+          <w14:ligatures w14:val="none"/>
+        </w:rPr>
+        <w:t xml:space="preserve">will attempt </w:t>
+      </w:r>
+      <w:r>
+        <w:rPr>
+          <w:rFonts w:eastAsia="Times New Roman" w:cs="Times New Roman"/>
+          <w:color w:val="000000"/>
+          <w:kern w:val="0"/>
+          <w14:ligatures w14:val="none"/>
+        </w:rPr>
+        <w:t>to</w:t>
+      </w:r>
+      <w:r>
+        <w:rPr>
+          <w:rFonts w:eastAsia="Times New Roman" w:cs="Times New Roman"/>
+          <w:color w:val="000000"/>
+          <w:kern w:val="0"/>
+          <w14:ligatures w14:val="none"/>
+        </w:rPr>
+        <w:t xml:space="preserve"> be</w:t>
+      </w:r>
+      <w:r>
+        <w:rPr>
+          <w:rFonts w:eastAsia="Times New Roman" w:cs="Times New Roman"/>
+          <w:color w:val="000000"/>
+          <w:kern w:val="0"/>
+          <w14:ligatures w14:val="none"/>
+        </w:rPr>
+        <w:t xml:space="preserve"> address</w:t>
+      </w:r>
+      <w:r>
+        <w:rPr>
+          <w:rFonts w:eastAsia="Times New Roman" w:cs="Times New Roman"/>
+          <w:color w:val="000000"/>
+          <w:kern w:val="0"/>
+          <w14:ligatures w14:val="none"/>
+        </w:rPr>
+        <w:t>ed</w:t>
+      </w:r>
+      <w:r>
+        <w:rPr>
+          <w:rFonts w:eastAsia="Times New Roman" w:cs="Times New Roman"/>
+          <w:color w:val="000000"/>
+          <w:kern w:val="0"/>
+          <w14:ligatures w14:val="none"/>
+        </w:rPr>
+        <w:t xml:space="preserve"> with this model pipeline and its integration of modern LLMs.</w:t>
+      </w:r>
+    </w:p>
+    <w:p>
+      <w:pPr>
+        <w:rPr>
+          <w:b/>
+          <w:bCs/>
+        </w:rPr>
+      </w:pPr>
+      <w:r>
+        <w:rPr>
+          <w:b/>
+          <w:bCs/>
+        </w:rPr>
+        <w:t>C</w:t>
+      </w:r>
+      <w:r>
+        <w:rPr>
+          <w:b/>
+          <w:bCs/>
+        </w:rPr>
+        <w:t xml:space="preserve">. </w:t>
+      </w:r>
+      <w:r>
+        <w:rPr>
+          <w:b/>
+          <w:bCs/>
+        </w:rPr>
+        <w:t>Pipeline</w:t>
+      </w:r>
+      <w:r>
+        <w:rPr>
+          <w:b/>
+          <w:bCs/>
+        </w:rPr>
+        <w:t xml:space="preserve"> Architecture and Implementation</w:t>
+      </w:r>
+    </w:p>
+    <w:p>
+      <w:r>
+        <w:t xml:space="preserve">The architecture of the model pipeline was structured into three main stages: data preprocessing, feature extraction, and model training, as outlined in </w:t>
+      </w:r>
+      <w:r>
+        <w:rPr>
+          <w:highlight w:val="red"/>
+        </w:rPr>
+        <w:t>Figure __.</w:t>
+      </w:r>
+      <w:r>
+        <w:t xml:space="preserve"> </w:t>
+      </w:r>
+    </w:p>
+    <w:p>
+      <w:r>
+        <w:rPr>
+          <w:b/>
+          <w:bCs/>
         </w:rPr>
         <w:lastRenderedPageBreak/>
-        <w:t>manifest as anomia</w:t>
-      </w:r>
-      <w:r>
-        <w:rPr>
-          <w:rFonts w:eastAsia="Times New Roman" w:cs="Times New Roman"/>
-          <w:color w:val="000000"/>
-          <w:kern w:val="0"/>
-          <w14:ligatures w14:val="none"/>
-        </w:rPr>
-        <w:t xml:space="preserve"> [12] </w:t>
-      </w:r>
-      <w:r>
-        <w:rPr>
-          <w:rFonts w:eastAsia="Times New Roman" w:cs="Times New Roman"/>
-          <w:color w:val="000000"/>
-          <w:kern w:val="0"/>
-          <w14:ligatures w14:val="none"/>
-        </w:rPr>
-        <w:t xml:space="preserve">and tangentiality </w:t>
-      </w:r>
-      <w:r>
-        <w:rPr>
-          <w:rFonts w:eastAsia="Times New Roman" w:cs="Times New Roman"/>
-          <w:color w:val="000000"/>
-          <w:kern w:val="0"/>
-          <w14:ligatures w14:val="none"/>
-        </w:rPr>
-        <w:t>[6]</w:t>
-      </w:r>
-      <w:r>
-        <w:rPr>
-          <w:rFonts w:eastAsia="Times New Roman" w:cs="Times New Roman"/>
-          <w:color w:val="000000"/>
-          <w:kern w:val="0"/>
-          <w14:ligatures w14:val="none"/>
-        </w:rPr>
-        <w:t xml:space="preserve"> among others. These are the main principles which </w:t>
-      </w:r>
-      <w:r>
-        <w:rPr>
-          <w:rFonts w:eastAsia="Times New Roman" w:cs="Times New Roman"/>
-          <w:color w:val="000000"/>
-          <w:kern w:val="0"/>
-          <w14:ligatures w14:val="none"/>
-        </w:rPr>
-        <w:t xml:space="preserve">will attempt </w:t>
-      </w:r>
-      <w:r>
-        <w:rPr>
-          <w:rFonts w:eastAsia="Times New Roman" w:cs="Times New Roman"/>
-          <w:color w:val="000000"/>
-          <w:kern w:val="0"/>
-          <w14:ligatures w14:val="none"/>
-        </w:rPr>
-        <w:t>to</w:t>
-      </w:r>
-      <w:r>
-        <w:rPr>
-          <w:rFonts w:eastAsia="Times New Roman" w:cs="Times New Roman"/>
-          <w:color w:val="000000"/>
-          <w:kern w:val="0"/>
-          <w14:ligatures w14:val="none"/>
-        </w:rPr>
-        <w:t xml:space="preserve"> be</w:t>
-      </w:r>
-      <w:r>
-        <w:rPr>
-          <w:rFonts w:eastAsia="Times New Roman" w:cs="Times New Roman"/>
-          <w:color w:val="000000"/>
-          <w:kern w:val="0"/>
-          <w14:ligatures w14:val="none"/>
-        </w:rPr>
-        <w:t xml:space="preserve"> address</w:t>
-      </w:r>
-      <w:r>
-        <w:rPr>
-          <w:rFonts w:eastAsia="Times New Roman" w:cs="Times New Roman"/>
-          <w:color w:val="000000"/>
-          <w:kern w:val="0"/>
-          <w14:ligatures w14:val="none"/>
-        </w:rPr>
-        <w:t>ed</w:t>
-      </w:r>
-      <w:r>
-        <w:rPr>
-          <w:rFonts w:eastAsia="Times New Roman" w:cs="Times New Roman"/>
-          <w:color w:val="000000"/>
-          <w:kern w:val="0"/>
-          <w14:ligatures w14:val="none"/>
-        </w:rPr>
-        <w:t xml:space="preserve"> with this model pipeline and its integration of modern LLMs.</w:t>
-      </w:r>
-    </w:p>
-    <w:p>
-      <w:pPr>
-        <w:rPr>
-          <w:b/>
-          <w:bCs/>
-        </w:rPr>
-      </w:pPr>
-      <w:r>
-        <w:rPr>
-          <w:b/>
-          <w:bCs/>
-        </w:rPr>
-        <w:t>C</w:t>
+        <w:t>1. Data Pre-Processing</w:t>
+      </w:r>
+    </w:p>
+    <w:p>
+      <w:r>
+        <w:t>The pipeline begins with ingestion and organization of the DementiaNet dataset, which includes 84 dementia cases and 62 controls, totaling 131 and 153 audio clips respectively. Audio files were transcribed using the Whisper automatic speech recognition (ASR) system to enable downstream lexical feature extraction.</w:t>
+      </w:r>
+    </w:p>
+    <w:p>
+      <w:pPr>
+        <w:rPr>
+          <w:b/>
+          <w:bCs/>
+        </w:rPr>
+      </w:pPr>
+      <w:r>
+        <w:rPr>
+          <w:b/>
+          <w:bCs/>
+        </w:rPr>
+        <w:t>2</w:t>
       </w:r>
       <w:r>
         <w:rPr>
@@ -1961,78 +2808,6 @@
           <w:b/>
           <w:bCs/>
         </w:rPr>
-        <w:t>Pipeline</w:t>
-      </w:r>
-      <w:r>
-        <w:rPr>
-          <w:b/>
-          <w:bCs/>
-        </w:rPr>
-        <w:t xml:space="preserve"> Architecture and Implementation</w:t>
-      </w:r>
-    </w:p>
-    <w:p>
-      <w:r>
-        <w:t xml:space="preserve">The architecture of the model pipeline was structured into three main stages: data preprocessing, feature extraction, and model training, as outlined in </w:t>
-      </w:r>
-      <w:r>
-        <w:rPr>
-          <w:highlight w:val="red"/>
-        </w:rPr>
-        <w:t>Figure __.</w:t>
-      </w:r>
-      <w:r>
-        <w:t xml:space="preserve"> </w:t>
-      </w:r>
-    </w:p>
-    <w:p>
-      <w:r>
-        <w:rPr>
-          <w:b/>
-          <w:bCs/>
-        </w:rPr>
-        <w:t>1. Data Pre-Processing</w:t>
-      </w:r>
-    </w:p>
-    <w:p>
-      <w:r>
-        <w:t xml:space="preserve">The pipeline begins with ingestion and organization of the </w:t>
-      </w:r>
-      <w:proofErr w:type="spellStart"/>
-      <w:r>
-        <w:t>DementiaNet</w:t>
-      </w:r>
-      <w:proofErr w:type="spellEnd"/>
-      <w:r>
-        <w:t xml:space="preserve"> dataset, which includes 84 dementia cases and 62 controls, totaling 131 and 153 audio clips respectively. Audio files were transcribed using the Whisper automatic speech recognition (ASR) system to enable downstream lexical feature extraction.</w:t>
-      </w:r>
-    </w:p>
-    <w:p>
-      <w:pPr>
-        <w:rPr>
-          <w:b/>
-          <w:bCs/>
-        </w:rPr>
-      </w:pPr>
-      <w:r>
-        <w:rPr>
-          <w:b/>
-          <w:bCs/>
-        </w:rPr>
-        <w:t>2</w:t>
-      </w:r>
-      <w:r>
-        <w:rPr>
-          <w:b/>
-          <w:bCs/>
-        </w:rPr>
-        <w:t xml:space="preserve">. </w:t>
-      </w:r>
-      <w:r>
-        <w:rPr>
-          <w:b/>
-          <w:bCs/>
-        </w:rPr>
         <w:t>Text Feature Extraction</w:t>
       </w:r>
     </w:p>
@@ -2066,13 +2841,8 @@
       <w:r>
         <w:t xml:space="preserve"> using the </w:t>
       </w:r>
-      <w:proofErr w:type="spellStart"/>
-      <w:r>
-        <w:t>HuggingFace</w:t>
-      </w:r>
-      <w:proofErr w:type="spellEnd"/>
-      <w:r>
-        <w:t xml:space="preserve"> Sentence Transformer framework with the </w:t>
+      <w:r>
+        <w:t xml:space="preserve">HuggingFace Sentence Transformer framework with the </w:t>
       </w:r>
       <w:r>
         <w:t>all-MiniLM-L6-v2 model</w:t>
@@ -2250,7 +3020,6 @@
           <w:kern w:val="0"/>
           <w14:ligatures w14:val="none"/>
         </w:rPr>
-        <w:lastRenderedPageBreak/>
         <w:drawing>
           <wp:inline distT="0" distB="0" distL="0" distR="0" wp14:anchorId="2259EE75" wp14:editId="6F1DD365">
             <wp:extent cx="2276793" cy="504895"/>
@@ -2311,7 +3080,11 @@
         <w:t xml:space="preserve">core </w:t>
       </w:r>
       <w:r>
-        <w:t xml:space="preserve">supplementary features were moving-average type-token ratio (MATTR), mean sentence length, and pronoun ratio. Dementia patients typically exhibit a decreased vocabulary and shorter, more incomplete, sentences [13]. To capture this MATTR slides a 50-token window across the text and computes the moving average of unique words, with the choice of a moving window being to avoid longer dialogues skewing results lower. </w:t>
+        <w:t xml:space="preserve">supplementary features were moving-average type-token ratio (MATTR), mean sentence length, and pronoun ratio. </w:t>
+      </w:r>
+      <w:r>
+        <w:lastRenderedPageBreak/>
+        <w:t xml:space="preserve">Dementia patients typically exhibit a decreased vocabulary and shorter, more incomplete, sentences [13]. To capture this MATTR slides a 50-token window across the text and computes the moving average of unique words, with the choice of a moving window being to avoid longer dialogues skewing results lower. </w:t>
       </w:r>
       <w:r>
         <w:t>Quantifying sentence length was trivial and was computed using a word-count average of each sentence in the dialogue. Additionally, studies have shown that AD patients exhibited higher usage of pronouns with respect to total noun usage [9]. This was computed as a ratio of pronoun and total noun counts in the transcript text.</w:t>
@@ -2365,26 +3138,151 @@
           <w:kern w:val="0"/>
           <w14:ligatures w14:val="none"/>
         </w:rPr>
-        <w:t xml:space="preserve">. In this stage the </w:t>
-      </w:r>
-      <w:proofErr w:type="spellStart"/>
-      <w:r>
-        <w:rPr>
-          <w:rFonts w:eastAsia="Times New Roman" w:cs="Times New Roman"/>
-          <w:color w:val="000000"/>
-          <w:kern w:val="0"/>
-          <w14:ligatures w14:val="none"/>
-        </w:rPr>
-        <w:t>OpenSMILE</w:t>
-      </w:r>
-      <w:proofErr w:type="spellEnd"/>
-      <w:r>
-        <w:rPr>
-          <w:rFonts w:eastAsia="Times New Roman" w:cs="Times New Roman"/>
-          <w:color w:val="000000"/>
-          <w:kern w:val="0"/>
-          <w14:ligatures w14:val="none"/>
-        </w:rPr>
+        <w:t xml:space="preserve">. In this stage the OpenSMILE </w:t>
+      </w:r>
+      <w:r>
+        <w:rPr>
+          <w:rFonts w:eastAsia="Times New Roman" w:cs="Times New Roman"/>
+          <w:color w:val="000000"/>
+          <w:kern w:val="0"/>
+          <w14:ligatures w14:val="none"/>
+        </w:rPr>
+        <w:t>framework was used to</w:t>
+      </w:r>
+      <w:r>
+        <w:rPr>
+          <w:rFonts w:eastAsia="Times New Roman" w:cs="Times New Roman"/>
+          <w:color w:val="000000"/>
+          <w:kern w:val="0"/>
+          <w14:ligatures w14:val="none"/>
+        </w:rPr>
+        <w:t xml:space="preserve"> extract features in alignment with the eGeMAPSv02 features such as tone, pitch, loudness</w:t>
+      </w:r>
+      <w:r>
+        <w:rPr>
+          <w:rFonts w:eastAsia="Times New Roman" w:cs="Times New Roman"/>
+          <w:color w:val="000000"/>
+          <w:kern w:val="0"/>
+          <w14:ligatures w14:val="none"/>
+        </w:rPr>
+        <w:t>, and jitter</w:t>
+      </w:r>
+      <w:r>
+        <w:rPr>
+          <w:rFonts w:eastAsia="Times New Roman" w:cs="Times New Roman"/>
+          <w:color w:val="000000"/>
+          <w:kern w:val="0"/>
+          <w14:ligatures w14:val="none"/>
+        </w:rPr>
+        <w:t xml:space="preserve">. </w:t>
+      </w:r>
+      <w:r>
+        <w:rPr>
+          <w:rFonts w:eastAsia="Times New Roman" w:cs="Times New Roman"/>
+          <w:color w:val="000000"/>
+          <w:kern w:val="0"/>
+          <w14:ligatures w14:val="none"/>
+        </w:rPr>
+        <w:t>Along</w:t>
+      </w:r>
+      <w:r>
+        <w:rPr>
+          <w:rFonts w:eastAsia="Times New Roman" w:cs="Times New Roman"/>
+          <w:color w:val="000000"/>
+          <w:kern w:val="0"/>
+          <w14:ligatures w14:val="none"/>
+        </w:rPr>
+        <w:t xml:space="preserve"> the</w:t>
+      </w:r>
+      <w:r>
+        <w:rPr>
+          <w:rFonts w:eastAsia="Times New Roman" w:cs="Times New Roman"/>
+          <w:color w:val="000000"/>
+          <w:kern w:val="0"/>
+          <w14:ligatures w14:val="none"/>
+        </w:rPr>
+        <w:t xml:space="preserve"> eGeMAPSv02</w:t>
+      </w:r>
+      <w:r>
+        <w:rPr>
+          <w:rFonts w:eastAsia="Times New Roman" w:cs="Times New Roman"/>
+          <w:color w:val="000000"/>
+          <w:kern w:val="0"/>
+          <w14:ligatures w14:val="none"/>
+        </w:rPr>
+        <w:t xml:space="preserve"> features, several </w:t>
+      </w:r>
+      <w:r>
+        <w:rPr>
+          <w:rFonts w:eastAsia="Times New Roman" w:cs="Times New Roman"/>
+          <w:color w:val="000000"/>
+          <w:kern w:val="0"/>
+          <w14:ligatures w14:val="none"/>
+        </w:rPr>
+        <w:t xml:space="preserve">manually-derived </w:t>
+      </w:r>
+      <w:r>
+        <w:rPr>
+          <w:rFonts w:eastAsia="Times New Roman" w:cs="Times New Roman"/>
+          <w:color w:val="000000"/>
+          <w:kern w:val="0"/>
+          <w14:ligatures w14:val="none"/>
+        </w:rPr>
+        <w:t>speech-pause statistics such as the number of pauses, the duration of pauses, and overall speech rate</w:t>
+      </w:r>
+      <w:r>
+        <w:rPr>
+          <w:rFonts w:eastAsia="Times New Roman" w:cs="Times New Roman"/>
+          <w:color w:val="000000"/>
+          <w:kern w:val="0"/>
+          <w14:ligatures w14:val="none"/>
+        </w:rPr>
+        <w:t xml:space="preserve"> were computed</w:t>
+      </w:r>
+      <w:r>
+        <w:rPr>
+          <w:rFonts w:eastAsia="Times New Roman" w:cs="Times New Roman"/>
+          <w:color w:val="000000"/>
+          <w:kern w:val="0"/>
+          <w14:ligatures w14:val="none"/>
+        </w:rPr>
+        <w:t>.</w:t>
+      </w:r>
+    </w:p>
+    <w:p>
+      <w:pPr>
+        <w:rPr>
+          <w:b/>
+          <w:bCs/>
+        </w:rPr>
+      </w:pPr>
+      <w:r>
+        <w:rPr>
+          <w:b/>
+          <w:bCs/>
+        </w:rPr>
+        <w:t>F</w:t>
+      </w:r>
+      <w:r>
+        <w:rPr>
+          <w:b/>
+          <w:bCs/>
+        </w:rPr>
+        <w:t xml:space="preserve">. </w:t>
+      </w:r>
+      <w:r>
+        <w:rPr>
+          <w:b/>
+          <w:bCs/>
+        </w:rPr>
+        <w:t>Late-Stage Fusion</w:t>
+      </w:r>
+    </w:p>
+    <w:p>
+      <w:r>
+        <w:t>Once lexical and acoustic features have been extracted, the pipeline passes this data into a late-stage fusion model architecture comprising separate models trained on each modality. The outputs of these models are subsequently provided to a meta-classifier, which integrates the results from both the lexical and acoustic components.</w:t>
+      </w:r>
+      <w:r>
         <w:t xml:space="preserve"> </w:t>
       </w:r>
       <w:r>
@@ -2394,203 +3292,7 @@
           <w:kern w:val="0"/>
           <w14:ligatures w14:val="none"/>
         </w:rPr>
-        <w:t>framework was used to</w:t>
-      </w:r>
-      <w:r>
-        <w:rPr>
-          <w:rFonts w:eastAsia="Times New Roman" w:cs="Times New Roman"/>
-          <w:color w:val="000000"/>
-          <w:kern w:val="0"/>
-          <w14:ligatures w14:val="none"/>
-        </w:rPr>
-        <w:t xml:space="preserve"> extract features in alignment with the eGeMAPSv02 features such as tone, pitch, loudness</w:t>
-      </w:r>
-      <w:r>
-        <w:rPr>
-          <w:rFonts w:eastAsia="Times New Roman" w:cs="Times New Roman"/>
-          <w:color w:val="000000"/>
-          <w:kern w:val="0"/>
-          <w14:ligatures w14:val="none"/>
-        </w:rPr>
-        <w:t>, and jitter</w:t>
-      </w:r>
-      <w:r>
-        <w:rPr>
-          <w:rFonts w:eastAsia="Times New Roman" w:cs="Times New Roman"/>
-          <w:color w:val="000000"/>
-          <w:kern w:val="0"/>
-          <w14:ligatures w14:val="none"/>
-        </w:rPr>
-        <w:t xml:space="preserve">. </w:t>
-      </w:r>
-      <w:r>
-        <w:rPr>
-          <w:rFonts w:eastAsia="Times New Roman" w:cs="Times New Roman"/>
-          <w:color w:val="000000"/>
-          <w:kern w:val="0"/>
-          <w14:ligatures w14:val="none"/>
-        </w:rPr>
-        <w:t>Along</w:t>
-      </w:r>
-      <w:r>
-        <w:rPr>
-          <w:rFonts w:eastAsia="Times New Roman" w:cs="Times New Roman"/>
-          <w:color w:val="000000"/>
-          <w:kern w:val="0"/>
-          <w14:ligatures w14:val="none"/>
-        </w:rPr>
-        <w:t xml:space="preserve"> the</w:t>
-      </w:r>
-      <w:r>
-        <w:rPr>
-          <w:rFonts w:eastAsia="Times New Roman" w:cs="Times New Roman"/>
-          <w:color w:val="000000"/>
-          <w:kern w:val="0"/>
-          <w14:ligatures w14:val="none"/>
-        </w:rPr>
-        <w:t xml:space="preserve"> eGeMAPSv02</w:t>
-      </w:r>
-      <w:r>
-        <w:rPr>
-          <w:rFonts w:eastAsia="Times New Roman" w:cs="Times New Roman"/>
-          <w:color w:val="000000"/>
-          <w:kern w:val="0"/>
-          <w14:ligatures w14:val="none"/>
-        </w:rPr>
-        <w:t xml:space="preserve"> features, several </w:t>
-      </w:r>
-      <w:proofErr w:type="gramStart"/>
-      <w:r>
-        <w:rPr>
-          <w:rFonts w:eastAsia="Times New Roman" w:cs="Times New Roman"/>
-          <w:color w:val="000000"/>
-          <w:kern w:val="0"/>
-          <w14:ligatures w14:val="none"/>
-        </w:rPr>
-        <w:t>manually-derived</w:t>
-      </w:r>
-      <w:proofErr w:type="gramEnd"/>
-      <w:r>
-        <w:rPr>
-          <w:rFonts w:eastAsia="Times New Roman" w:cs="Times New Roman"/>
-          <w:color w:val="000000"/>
-          <w:kern w:val="0"/>
-          <w14:ligatures w14:val="none"/>
-        </w:rPr>
-        <w:t xml:space="preserve"> </w:t>
-      </w:r>
-      <w:r>
-        <w:rPr>
-          <w:rFonts w:eastAsia="Times New Roman" w:cs="Times New Roman"/>
-          <w:color w:val="000000"/>
-          <w:kern w:val="0"/>
-          <w14:ligatures w14:val="none"/>
-        </w:rPr>
-        <w:t>speech-pause statistics such as the number of pauses, the duration of pauses, and overall speech rate</w:t>
-      </w:r>
-      <w:r>
-        <w:rPr>
-          <w:rFonts w:eastAsia="Times New Roman" w:cs="Times New Roman"/>
-          <w:color w:val="000000"/>
-          <w:kern w:val="0"/>
-          <w14:ligatures w14:val="none"/>
-        </w:rPr>
-        <w:t xml:space="preserve"> were computed</w:t>
-      </w:r>
-      <w:r>
-        <w:rPr>
-          <w:rFonts w:eastAsia="Times New Roman" w:cs="Times New Roman"/>
-          <w:color w:val="000000"/>
-          <w:kern w:val="0"/>
-          <w14:ligatures w14:val="none"/>
-        </w:rPr>
-        <w:t>.</w:t>
-      </w:r>
-    </w:p>
-    <w:p>
-      <w:pPr>
-        <w:rPr>
-          <w:b/>
-          <w:bCs/>
-        </w:rPr>
-      </w:pPr>
-      <w:r>
-        <w:rPr>
-          <w:b/>
-          <w:bCs/>
-        </w:rPr>
-        <w:t>F</w:t>
-      </w:r>
-      <w:r>
-        <w:rPr>
-          <w:b/>
-          <w:bCs/>
-        </w:rPr>
-        <w:t xml:space="preserve">. </w:t>
-      </w:r>
-      <w:r>
-        <w:rPr>
-          <w:b/>
-          <w:bCs/>
-        </w:rPr>
-        <w:t>Late-Stage Fusion</w:t>
-      </w:r>
-    </w:p>
-    <w:p>
-      <w:r>
-        <w:t>Once lexical and acoustic features have been extracted, the pipeline passes this data into a late-stage fusion model architecture comprising separate models trained on each modality. The outputs of these models are subsequently provided to a meta-classifier, which integrates the results from both the lexical and acoustic components.</w:t>
-      </w:r>
-      <w:r>
-        <w:t xml:space="preserve"> </w:t>
-      </w:r>
-      <w:r>
-        <w:rPr>
-          <w:rFonts w:eastAsia="Times New Roman" w:cs="Times New Roman"/>
-          <w:color w:val="000000"/>
-          <w:kern w:val="0"/>
-          <w14:ligatures w14:val="none"/>
-        </w:rPr>
-        <w:t xml:space="preserve">This entire training pipeline is cross-validated using Group-K Fold to ensure that individuals with multiple audio clips do not have their clips in </w:t>
-      </w:r>
-      <w:proofErr w:type="gramStart"/>
-      <w:r>
-        <w:rPr>
-          <w:rFonts w:eastAsia="Times New Roman" w:cs="Times New Roman"/>
-          <w:color w:val="000000"/>
-          <w:kern w:val="0"/>
-          <w14:ligatures w14:val="none"/>
-        </w:rPr>
-        <w:t>both</w:t>
-      </w:r>
-      <w:proofErr w:type="gramEnd"/>
-      <w:r>
-        <w:rPr>
-          <w:rFonts w:eastAsia="Times New Roman" w:cs="Times New Roman"/>
-          <w:color w:val="000000"/>
-          <w:kern w:val="0"/>
-          <w14:ligatures w14:val="none"/>
-        </w:rPr>
-        <w:t xml:space="preserve"> the train and test sets. The mapping for chosen models and validation strategy </w:t>
-      </w:r>
-      <w:proofErr w:type="gramStart"/>
-      <w:r>
-        <w:rPr>
-          <w:rFonts w:eastAsia="Times New Roman" w:cs="Times New Roman"/>
-          <w:color w:val="000000"/>
-          <w:kern w:val="0"/>
-          <w14:ligatures w14:val="none"/>
-        </w:rPr>
-        <w:t>are</w:t>
-      </w:r>
-      <w:proofErr w:type="gramEnd"/>
-      <w:r>
-        <w:rPr>
-          <w:rFonts w:eastAsia="Times New Roman" w:cs="Times New Roman"/>
-          <w:color w:val="000000"/>
-          <w:kern w:val="0"/>
-          <w14:ligatures w14:val="none"/>
-        </w:rPr>
-        <w:t xml:space="preserve"> described below.</w:t>
+        <w:t>This entire training pipeline is cross-validated using Group-K Fold to ensure that individuals with multiple audio clips do not have their clips in both the train and test sets. The mapping for chosen models and validation strategy are described below.</w:t>
       </w:r>
     </w:p>
     <w:p>
@@ -2610,11 +3312,9 @@
       <w:r>
         <w:t xml:space="preserve"> </w:t>
       </w:r>
-      <w:proofErr w:type="spellStart"/>
       <w:r>
         <w:t>CatBoost</w:t>
       </w:r>
-      <w:proofErr w:type="spellEnd"/>
     </w:p>
     <w:p>
       <w:pPr>
@@ -2646,7 +3346,6 @@
           <w:b/>
           <w:bCs/>
         </w:rPr>
-        <w:lastRenderedPageBreak/>
         <w:t>Fusion Strategy:</w:t>
       </w:r>
       <w:r>
@@ -2760,6 +3459,7 @@
                 <w:b/>
                 <w:bCs/>
               </w:rPr>
+              <w:lastRenderedPageBreak/>
               <w:t>10-Fold Cross Validation (Speaker-Level)</w:t>
             </w:r>
           </w:p>
@@ -3837,27 +4537,7 @@
           <w:kern w:val="0"/>
           <w14:ligatures w14:val="none"/>
         </w:rPr>
-        <w:t xml:space="preserve">To contextualize these results, </w:t>
-      </w:r>
-      <w:proofErr w:type="spellStart"/>
-      <w:r>
-        <w:rPr>
-          <w:rFonts w:eastAsia="Times New Roman" w:cs="Times New Roman"/>
-          <w:color w:val="000000"/>
-          <w:kern w:val="0"/>
-          <w14:ligatures w14:val="none"/>
-        </w:rPr>
-        <w:t>DementiaBank’s</w:t>
-      </w:r>
-      <w:proofErr w:type="spellEnd"/>
-      <w:r>
-        <w:rPr>
-          <w:rFonts w:eastAsia="Times New Roman" w:cs="Times New Roman"/>
-          <w:color w:val="000000"/>
-          <w:kern w:val="0"/>
-          <w14:ligatures w14:val="none"/>
-        </w:rPr>
-        <w:t xml:space="preserve"> ADReSS (“Alzheimer’s Dementia Recognition through Spontaneous Speech”) 2020 Challenge sets a </w:t>
+        <w:t xml:space="preserve">To contextualize these results, DementiaBank’s ADReSS (“Alzheimer’s Dementia Recognition through Spontaneous Speech”) 2020 Challenge sets a </w:t>
       </w:r>
       <w:r>
         <w:rPr>
@@ -4231,8 +4911,11 @@
         <w:t>Moreover, implementation of federated learning would enable on-device model refinement while preserving user privacy, facilitating scalable, population-level adaptation. This holds significant promise for democratizing access to dementia risk assessment, improving both generalizability and accuracy of machine learning models without centralized data aggregation.</w:t>
       </w:r>
       <w:r>
-        <w:pict w14:anchorId="44337C8A">
-          <v:rect id="_x0000_i1025" style="width:0;height:1.5pt" o:hralign="center" o:hrstd="t" o:hr="t" fillcolor="#a0a0a0" stroked="f"/>
+        <w:rPr>
+          <w:noProof/>
+        </w:rPr>
+        <w:pict w14:anchorId="45558321">
+          <v:rect id="_x0000_i1026" alt="" style="width:468pt;height:.05pt;mso-width-percent:0;mso-height-percent:0;mso-width-percent:0;mso-height-percent:0" o:hralign="center" o:hrstd="t" o:hr="t" fillcolor="#a0a0a0" stroked="f"/>
         </w:pict>
       </w:r>
     </w:p>
@@ -4302,8 +4985,11 @@
     </w:p>
     <w:p>
       <w:r>
-        <w:pict w14:anchorId="55FFDA60">
-          <v:rect id="_x0000_i1026" style="width:0;height:1.5pt" o:hralign="center" o:hrstd="t" o:hr="t" fillcolor="#a0a0a0" stroked="f"/>
+        <w:rPr>
+          <w:noProof/>
+        </w:rPr>
+        <w:pict w14:anchorId="3CA256E2">
+          <v:rect id="_x0000_i1025" alt="" style="width:468pt;height:.05pt;mso-width-percent:0;mso-height-percent:0;mso-width-percent:0;mso-height-percent:0" o:hralign="center" o:hrstd="t" o:hr="t" fillcolor="#a0a0a0" stroked="f"/>
         </w:pict>
       </w:r>
     </w:p>
@@ -4360,15 +5046,7 @@
     </w:p>
     <w:p>
       <w:r>
-        <w:t xml:space="preserve">The </w:t>
-      </w:r>
-      <w:proofErr w:type="spellStart"/>
-      <w:r>
-        <w:t>DementiaNet</w:t>
-      </w:r>
-      <w:proofErr w:type="spellEnd"/>
-      <w:r>
-        <w:t xml:space="preserve"> dataset, while novel and longitudinal</w:t>
+        <w:t>The DementiaNet dataset, while novel and longitudinal</w:t>
       </w:r>
       <w:r>
         <w:t xml:space="preserve"> to some degree</w:t>
@@ -4457,23 +5135,7 @@
     </w:p>
     <w:p>
       <w:r>
-        <w:t xml:space="preserve">The current pipeline is limited to lexical and acoustic modalities. Although informative, this omits valuable contextual cues from other sources such as facial </w:t>
-      </w:r>
-      <w:proofErr w:type="gramStart"/>
-      <w:r>
-        <w:t>expression</w:t>
-      </w:r>
-      <w:proofErr w:type="gramEnd"/>
-      <w:r>
-        <w:t xml:space="preserve">, </w:t>
-      </w:r>
-      <w:proofErr w:type="gramStart"/>
-      <w:r>
-        <w:t>gesture</w:t>
-      </w:r>
-      <w:proofErr w:type="gramEnd"/>
-      <w:r>
-        <w:t>, and conversational dynamics.</w:t>
+        <w:t>The current pipeline is limited to lexical and acoustic modalities. Although informative, this omits valuable contextual cues from other sources such as facial expression, gesture, and conversational dynamics.</w:t>
       </w:r>
     </w:p>
     <w:p>
@@ -4548,135 +5210,63 @@
           <w:i/>
           <w:iCs/>
         </w:rPr>
-        <w:t xml:space="preserve">Alzheimer Dis. Assoc. </w:t>
-      </w:r>
-      <w:proofErr w:type="spellStart"/>
+        <w:t>Alzheimer Dis. Assoc. Disord.</w:t>
+      </w:r>
+      <w:r>
+        <w:t>, vol. 23, no. 4, pp. 306–314, 2009.</w:t>
+      </w:r>
+      <w:r>
+        <w:br/>
+        <w:t xml:space="preserve">[3] C. B. Young et al., “Speech Patterns During Memory Recall Relates to Early Tau Burden Across Adulthood,” </w:t>
+      </w:r>
       <w:r>
         <w:rPr>
           <w:i/>
           <w:iCs/>
         </w:rPr>
-        <w:t>Disord</w:t>
-      </w:r>
-      <w:proofErr w:type="spellEnd"/>
+        <w:t>Nat. Aging</w:t>
+      </w:r>
+      <w:r>
+        <w:t>, vol. 4, no. 3, 2024.</w:t>
+      </w:r>
+      <w:r>
+        <w:br/>
+        <w:t xml:space="preserve">[4] “Language Markers of Dementia,” </w:t>
+      </w:r>
       <w:r>
         <w:rPr>
           <w:i/>
           <w:iCs/>
         </w:rPr>
-        <w:t>.</w:t>
-      </w:r>
-      <w:r>
-        <w:t>, vol. 23, no. 4, pp. 306–314, 2009.</w:t>
+        <w:t>Front. Aging Neurosci.</w:t>
+      </w:r>
+      <w:r>
+        <w:t>, PMC11305841.</w:t>
       </w:r>
       <w:r>
         <w:br/>
-        <w:t xml:space="preserve">[3] C. B. Young et al., “Speech Patterns During Memory Recall Relates to Early Tau Burden Across Adulthood,” </w:t>
+        <w:t xml:space="preserve">[5] V. Rentoumi et al., “Automatic Detection of Linguistic Indicators of Alzheimer’s Disease,” </w:t>
       </w:r>
       <w:r>
         <w:rPr>
           <w:i/>
           <w:iCs/>
         </w:rPr>
-        <w:t>Nat. Aging</w:t>
-      </w:r>
-      <w:r>
-        <w:t>, vol. 4, no. 3, 2024.</w:t>
+        <w:t>IEEE Int. Conf. Bioinform. Biomed.</w:t>
+      </w:r>
+      <w:r>
+        <w:t>, 2017.</w:t>
       </w:r>
       <w:r>
         <w:br/>
-        <w:t xml:space="preserve">[4] “Language Markers of Dementia,” </w:t>
+        <w:t xml:space="preserve">[6] M. F. Mendez et al., “Psychotic-Like Speech in Frontotemporal Dementia,” </w:t>
       </w:r>
       <w:r>
         <w:rPr>
           <w:i/>
           <w:iCs/>
         </w:rPr>
-        <w:t xml:space="preserve">Front. Aging </w:t>
-      </w:r>
-      <w:proofErr w:type="spellStart"/>
-      <w:r>
-        <w:rPr>
-          <w:i/>
-          <w:iCs/>
-        </w:rPr>
-        <w:t>Neurosci</w:t>
-      </w:r>
-      <w:proofErr w:type="spellEnd"/>
-      <w:r>
-        <w:rPr>
-          <w:i/>
-          <w:iCs/>
-        </w:rPr>
-        <w:t>.</w:t>
-      </w:r>
-      <w:r>
-        <w:t>, PMC11305841.</w:t>
-      </w:r>
-      <w:r>
-        <w:br/>
-        <w:t xml:space="preserve">[5] V. </w:t>
-      </w:r>
-      <w:proofErr w:type="spellStart"/>
-      <w:r>
-        <w:t>Rentoumi</w:t>
-      </w:r>
-      <w:proofErr w:type="spellEnd"/>
-      <w:r>
-        <w:t xml:space="preserve"> et al., “Automatic Detection of Linguistic Indicators of Alzheimer’s Disease,” </w:t>
-      </w:r>
-      <w:r>
-        <w:rPr>
-          <w:i/>
-          <w:iCs/>
-        </w:rPr>
-        <w:t xml:space="preserve">IEEE Int. Conf. </w:t>
-      </w:r>
-      <w:proofErr w:type="spellStart"/>
-      <w:r>
-        <w:rPr>
-          <w:i/>
-          <w:iCs/>
-        </w:rPr>
-        <w:t>Bioinform</w:t>
-      </w:r>
-      <w:proofErr w:type="spellEnd"/>
-      <w:r>
-        <w:rPr>
-          <w:i/>
-          <w:iCs/>
-        </w:rPr>
-        <w:t>. Biomed.</w:t>
-      </w:r>
-      <w:r>
-        <w:t>, 2017.</w:t>
-      </w:r>
-      <w:r>
-        <w:br/>
-        <w:t xml:space="preserve">[6] M. F. Mendez et al., “Psychotic-Like Speech in Frontotemporal Dementia,” </w:t>
-      </w:r>
-      <w:r>
-        <w:rPr>
-          <w:i/>
-          <w:iCs/>
-        </w:rPr>
-        <w:t xml:space="preserve">J. Neuropsychiatry Clin. </w:t>
-      </w:r>
-      <w:proofErr w:type="spellStart"/>
-      <w:r>
-        <w:rPr>
-          <w:i/>
-          <w:iCs/>
-        </w:rPr>
-        <w:t>Neurosci</w:t>
-      </w:r>
-      <w:proofErr w:type="spellEnd"/>
-      <w:r>
-        <w:rPr>
-          <w:i/>
-          <w:iCs/>
-        </w:rPr>
-        <w:t>.</w:t>
+        <w:t>J. Neuropsychiatry Clin. Neurosci.</w:t>
       </w:r>
       <w:r>
         <w:t>, vol. 18, no. 3, pp. 295–303, 2006.</w:t>
@@ -4702,131 +5292,66 @@
           <w:i/>
           <w:iCs/>
         </w:rPr>
-        <w:t xml:space="preserve">J. Lang. </w:t>
-      </w:r>
-      <w:proofErr w:type="spellStart"/>
+        <w:t>J. Lang. Cogn.</w:t>
+      </w:r>
+      <w:r>
+        <w:t>, vol. 6, no. 3, 2024.</w:t>
+      </w:r>
+      <w:r>
+        <w:br/>
+      </w:r>
+      <w:r>
+        <w:lastRenderedPageBreak/>
+        <w:t xml:space="preserve">[9] D. Bittner et al., “Changes in Pronoun Use a Decade Before Clinical Diagnosis of Alzheimer’s Dementia,” </w:t>
+      </w:r>
       <w:r>
         <w:rPr>
           <w:i/>
           <w:iCs/>
         </w:rPr>
-        <w:t>Cogn</w:t>
-      </w:r>
-      <w:proofErr w:type="spellEnd"/>
+        <w:t>Front. Aging Neurosci.</w:t>
+      </w:r>
+      <w:r>
+        <w:t>, vol. 13, 2022.</w:t>
+      </w:r>
+      <w:r>
+        <w:br/>
+        <w:t xml:space="preserve">[10] F. Eyben et al., “The Geneva Minimalistic Acoustic Parameter Set (GeMAPS) for Voice Research and Affective Computing,” </w:t>
+      </w:r>
       <w:r>
         <w:rPr>
           <w:i/>
           <w:iCs/>
         </w:rPr>
-        <w:t>.</w:t>
-      </w:r>
-      <w:r>
-        <w:t>, vol. 6, no. 3, 2024.</w:t>
+        <w:t>IEEE Trans. Affect. Comput.</w:t>
+      </w:r>
+      <w:r>
+        <w:t>, vol. 7, no. 2, pp. 190–202, 2016.</w:t>
       </w:r>
       <w:r>
         <w:br/>
-      </w:r>
-      <w:r>
-        <w:lastRenderedPageBreak/>
-        <w:t xml:space="preserve">[9] D. Bittner et al., “Changes in Pronoun Use a Decade Before Clinical Diagnosis of Alzheimer’s Dementia,” </w:t>
+        <w:t xml:space="preserve">[11] H. Ding et al., “Association Between Acoustic Features and Brain Volumes: The Framingham Heart Study,” </w:t>
       </w:r>
       <w:r>
         <w:rPr>
           <w:i/>
           <w:iCs/>
         </w:rPr>
-        <w:t xml:space="preserve">Front. Aging </w:t>
-      </w:r>
-      <w:proofErr w:type="spellStart"/>
+        <w:t>Front. Dement.</w:t>
+      </w:r>
+      <w:r>
+        <w:t>, vol. 1, 2023.</w:t>
+      </w:r>
+      <w:r>
+        <w:br/>
+        <w:t xml:space="preserve">[12] M. L. Henry et al., “Treatment for Anomia in Semantic Dementia,” </w:t>
+      </w:r>
       <w:r>
         <w:rPr>
           <w:i/>
           <w:iCs/>
         </w:rPr>
-        <w:t>Neurosci</w:t>
-      </w:r>
-      <w:proofErr w:type="spellEnd"/>
-      <w:r>
-        <w:rPr>
-          <w:i/>
-          <w:iCs/>
-        </w:rPr>
-        <w:t>.</w:t>
-      </w:r>
-      <w:r>
-        <w:t>, vol. 13, 2022.</w:t>
-      </w:r>
-      <w:r>
-        <w:br/>
-        <w:t>[10] F. Eyben et al., “The Geneva Minimalistic Acoustic Parameter Set (</w:t>
-      </w:r>
-      <w:proofErr w:type="spellStart"/>
-      <w:r>
-        <w:t>GeMAPS</w:t>
-      </w:r>
-      <w:proofErr w:type="spellEnd"/>
-      <w:r>
-        <w:t xml:space="preserve">) for Voice Research and Affective Computing,” </w:t>
-      </w:r>
-      <w:r>
-        <w:rPr>
-          <w:i/>
-          <w:iCs/>
-        </w:rPr>
-        <w:t xml:space="preserve">IEEE Trans. Affect. </w:t>
-      </w:r>
-      <w:proofErr w:type="spellStart"/>
-      <w:r>
-        <w:rPr>
-          <w:i/>
-          <w:iCs/>
-        </w:rPr>
-        <w:t>Comput</w:t>
-      </w:r>
-      <w:proofErr w:type="spellEnd"/>
-      <w:r>
-        <w:rPr>
-          <w:i/>
-          <w:iCs/>
-        </w:rPr>
-        <w:t>.</w:t>
-      </w:r>
-      <w:r>
-        <w:t>, vol. 7, no. 2, pp. 190–202, 2016.</w:t>
-      </w:r>
-      <w:r>
-        <w:br/>
-        <w:t xml:space="preserve">[11] H. Ding et al., “Association Between Acoustic Features and Brain Volumes: The Framingham Heart Study,” </w:t>
-      </w:r>
-      <w:r>
-        <w:rPr>
-          <w:i/>
-          <w:iCs/>
-        </w:rPr>
-        <w:t>Front. Dement.</w:t>
-      </w:r>
-      <w:r>
-        <w:t>, vol. 1, 2023.</w:t>
-      </w:r>
-      <w:r>
-        <w:br/>
-        <w:t xml:space="preserve">[12] M. L. Henry et al., “Treatment for Anomia in Semantic Dementia,” </w:t>
-      </w:r>
-      <w:proofErr w:type="spellStart"/>
-      <w:r>
-        <w:rPr>
-          <w:i/>
-          <w:iCs/>
-        </w:rPr>
-        <w:t>Neuropsychol</w:t>
-      </w:r>
-      <w:proofErr w:type="spellEnd"/>
-      <w:r>
-        <w:rPr>
-          <w:i/>
-          <w:iCs/>
-        </w:rPr>
-        <w:t>. Rev.</w:t>
+        <w:t>Neuropsychol. Rev.</w:t>
       </w:r>
       <w:r>
         <w:t>, vol. 19, no. 3, 2009.</w:t>
@@ -5136,6 +5661,155 @@
     </w:lvl>
   </w:abstractNum>
   <w:abstractNum w:abstractNumId="1" w15:restartNumberingAfterBreak="0">
+    <w:nsid w:val="042C420A"/>
+    <w:multiLevelType w:val="multilevel"/>
+    <w:tmpl w:val="9C4223E0"/>
+    <w:lvl w:ilvl="0">
+      <w:start w:val="1"/>
+      <w:numFmt w:val="bullet"/>
+      <w:lvlText w:val=""/>
+      <w:lvlJc w:val="left"/>
+      <w:pPr>
+        <w:tabs>
+          <w:tab w:val="num" w:pos="720"/>
+        </w:tabs>
+        <w:ind w:left="720" w:hanging="360"/>
+      </w:pPr>
+      <w:rPr>
+        <w:rFonts w:ascii="Symbol" w:hAnsi="Symbol" w:hint="default"/>
+        <w:sz w:val="20"/>
+      </w:rPr>
+    </w:lvl>
+    <w:lvl w:ilvl="1" w:tentative="1">
+      <w:start w:val="1"/>
+      <w:numFmt w:val="bullet"/>
+      <w:lvlText w:val="o"/>
+      <w:lvlJc w:val="left"/>
+      <w:pPr>
+        <w:tabs>
+          <w:tab w:val="num" w:pos="1440"/>
+        </w:tabs>
+        <w:ind w:left="1440" w:hanging="360"/>
+      </w:pPr>
+      <w:rPr>
+        <w:rFonts w:ascii="Courier New" w:hAnsi="Courier New" w:hint="default"/>
+        <w:sz w:val="20"/>
+      </w:rPr>
+    </w:lvl>
+    <w:lvl w:ilvl="2" w:tentative="1">
+      <w:start w:val="1"/>
+      <w:numFmt w:val="bullet"/>
+      <w:lvlText w:val=""/>
+      <w:lvlJc w:val="left"/>
+      <w:pPr>
+        <w:tabs>
+          <w:tab w:val="num" w:pos="2160"/>
+        </w:tabs>
+        <w:ind w:left="2160" w:hanging="360"/>
+      </w:pPr>
+      <w:rPr>
+        <w:rFonts w:ascii="Wingdings" w:hAnsi="Wingdings" w:hint="default"/>
+        <w:sz w:val="20"/>
+      </w:rPr>
+    </w:lvl>
+    <w:lvl w:ilvl="3" w:tentative="1">
+      <w:start w:val="1"/>
+      <w:numFmt w:val="bullet"/>
+      <w:lvlText w:val=""/>
+      <w:lvlJc w:val="left"/>
+      <w:pPr>
+        <w:tabs>
+          <w:tab w:val="num" w:pos="2880"/>
+        </w:tabs>
+        <w:ind w:left="2880" w:hanging="360"/>
+      </w:pPr>
+      <w:rPr>
+        <w:rFonts w:ascii="Wingdings" w:hAnsi="Wingdings" w:hint="default"/>
+        <w:sz w:val="20"/>
+      </w:rPr>
+    </w:lvl>
+    <w:lvl w:ilvl="4" w:tentative="1">
+      <w:start w:val="1"/>
+      <w:numFmt w:val="bullet"/>
+      <w:lvlText w:val=""/>
+      <w:lvlJc w:val="left"/>
+      <w:pPr>
+        <w:tabs>
+          <w:tab w:val="num" w:pos="3600"/>
+        </w:tabs>
+        <w:ind w:left="3600" w:hanging="360"/>
+      </w:pPr>
+      <w:rPr>
+        <w:rFonts w:ascii="Wingdings" w:hAnsi="Wingdings" w:hint="default"/>
+        <w:sz w:val="20"/>
+      </w:rPr>
+    </w:lvl>
+    <w:lvl w:ilvl="5" w:tentative="1">
+      <w:start w:val="1"/>
+      <w:numFmt w:val="bullet"/>
+      <w:lvlText w:val=""/>
+      <w:lvlJc w:val="left"/>
+      <w:pPr>
+        <w:tabs>
+          <w:tab w:val="num" w:pos="4320"/>
+        </w:tabs>
+        <w:ind w:left="4320" w:hanging="360"/>
+      </w:pPr>
+      <w:rPr>
+        <w:rFonts w:ascii="Wingdings" w:hAnsi="Wingdings" w:hint="default"/>
+        <w:sz w:val="20"/>
+      </w:rPr>
+    </w:lvl>
+    <w:lvl w:ilvl="6" w:tentative="1">
+      <w:start w:val="1"/>
+      <w:numFmt w:val="bullet"/>
+      <w:lvlText w:val=""/>
+      <w:lvlJc w:val="left"/>
+      <w:pPr>
+        <w:tabs>
+          <w:tab w:val="num" w:pos="5040"/>
+        </w:tabs>
+        <w:ind w:left="5040" w:hanging="360"/>
+      </w:pPr>
+      <w:rPr>
+        <w:rFonts w:ascii="Wingdings" w:hAnsi="Wingdings" w:hint="default"/>
+        <w:sz w:val="20"/>
+      </w:rPr>
+    </w:lvl>
+    <w:lvl w:ilvl="7" w:tentative="1">
+      <w:start w:val="1"/>
+      <w:numFmt w:val="bullet"/>
+      <w:lvlText w:val=""/>
+      <w:lvlJc w:val="left"/>
+      <w:pPr>
+        <w:tabs>
+          <w:tab w:val="num" w:pos="5760"/>
+        </w:tabs>
+        <w:ind w:left="5760" w:hanging="360"/>
+      </w:pPr>
+      <w:rPr>
+        <w:rFonts w:ascii="Wingdings" w:hAnsi="Wingdings" w:hint="default"/>
+        <w:sz w:val="20"/>
+      </w:rPr>
+    </w:lvl>
+    <w:lvl w:ilvl="8" w:tentative="1">
+      <w:start w:val="1"/>
+      <w:numFmt w:val="bullet"/>
+      <w:lvlText w:val=""/>
+      <w:lvlJc w:val="left"/>
+      <w:pPr>
+        <w:tabs>
+          <w:tab w:val="num" w:pos="6480"/>
+        </w:tabs>
+        <w:ind w:left="6480" w:hanging="360"/>
+      </w:pPr>
+      <w:rPr>
+        <w:rFonts w:ascii="Wingdings" w:hAnsi="Wingdings" w:hint="default"/>
+        <w:sz w:val="20"/>
+      </w:rPr>
+    </w:lvl>
+  </w:abstractNum>
+  <w:abstractNum w:abstractNumId="2" w15:restartNumberingAfterBreak="0">
     <w:nsid w:val="04F25763"/>
     <w:multiLevelType w:val="multilevel"/>
     <w:tmpl w:val="7184598A"/>
@@ -5284,7 +5958,7 @@
       </w:rPr>
     </w:lvl>
   </w:abstractNum>
-  <w:abstractNum w:abstractNumId="2" w15:restartNumberingAfterBreak="0">
+  <w:abstractNum w:abstractNumId="3" w15:restartNumberingAfterBreak="0">
     <w:nsid w:val="06DE26A1"/>
     <w:multiLevelType w:val="multilevel"/>
     <w:tmpl w:val="724650E0"/>
@@ -5433,7 +6107,7 @@
       </w:rPr>
     </w:lvl>
   </w:abstractNum>
-  <w:abstractNum w:abstractNumId="3" w15:restartNumberingAfterBreak="0">
+  <w:abstractNum w:abstractNumId="4" w15:restartNumberingAfterBreak="0">
     <w:nsid w:val="09A103F7"/>
     <w:multiLevelType w:val="multilevel"/>
     <w:tmpl w:val="B9543E44"/>
@@ -5582,7 +6256,7 @@
       </w:rPr>
     </w:lvl>
   </w:abstractNum>
-  <w:abstractNum w:abstractNumId="4" w15:restartNumberingAfterBreak="0">
+  <w:abstractNum w:abstractNumId="5" w15:restartNumberingAfterBreak="0">
     <w:nsid w:val="121D0EFA"/>
     <w:multiLevelType w:val="multilevel"/>
     <w:tmpl w:val="5914B262"/>
@@ -5731,7 +6405,156 @@
       </w:rPr>
     </w:lvl>
   </w:abstractNum>
-  <w:abstractNum w:abstractNumId="5" w15:restartNumberingAfterBreak="0">
+  <w:abstractNum w:abstractNumId="6" w15:restartNumberingAfterBreak="0">
+    <w:nsid w:val="1226787B"/>
+    <w:multiLevelType w:val="multilevel"/>
+    <w:tmpl w:val="B99AE5AA"/>
+    <w:lvl w:ilvl="0">
+      <w:start w:val="1"/>
+      <w:numFmt w:val="bullet"/>
+      <w:lvlText w:val=""/>
+      <w:lvlJc w:val="left"/>
+      <w:pPr>
+        <w:tabs>
+          <w:tab w:val="num" w:pos="720"/>
+        </w:tabs>
+        <w:ind w:left="720" w:hanging="360"/>
+      </w:pPr>
+      <w:rPr>
+        <w:rFonts w:ascii="Symbol" w:hAnsi="Symbol" w:hint="default"/>
+        <w:sz w:val="20"/>
+      </w:rPr>
+    </w:lvl>
+    <w:lvl w:ilvl="1" w:tentative="1">
+      <w:start w:val="1"/>
+      <w:numFmt w:val="bullet"/>
+      <w:lvlText w:val="o"/>
+      <w:lvlJc w:val="left"/>
+      <w:pPr>
+        <w:tabs>
+          <w:tab w:val="num" w:pos="1440"/>
+        </w:tabs>
+        <w:ind w:left="1440" w:hanging="360"/>
+      </w:pPr>
+      <w:rPr>
+        <w:rFonts w:ascii="Courier New" w:hAnsi="Courier New" w:hint="default"/>
+        <w:sz w:val="20"/>
+      </w:rPr>
+    </w:lvl>
+    <w:lvl w:ilvl="2" w:tentative="1">
+      <w:start w:val="1"/>
+      <w:numFmt w:val="bullet"/>
+      <w:lvlText w:val=""/>
+      <w:lvlJc w:val="left"/>
+      <w:pPr>
+        <w:tabs>
+          <w:tab w:val="num" w:pos="2160"/>
+        </w:tabs>
+        <w:ind w:left="2160" w:hanging="360"/>
+      </w:pPr>
+      <w:rPr>
+        <w:rFonts w:ascii="Wingdings" w:hAnsi="Wingdings" w:hint="default"/>
+        <w:sz w:val="20"/>
+      </w:rPr>
+    </w:lvl>
+    <w:lvl w:ilvl="3" w:tentative="1">
+      <w:start w:val="1"/>
+      <w:numFmt w:val="bullet"/>
+      <w:lvlText w:val=""/>
+      <w:lvlJc w:val="left"/>
+      <w:pPr>
+        <w:tabs>
+          <w:tab w:val="num" w:pos="2880"/>
+        </w:tabs>
+        <w:ind w:left="2880" w:hanging="360"/>
+      </w:pPr>
+      <w:rPr>
+        <w:rFonts w:ascii="Wingdings" w:hAnsi="Wingdings" w:hint="default"/>
+        <w:sz w:val="20"/>
+      </w:rPr>
+    </w:lvl>
+    <w:lvl w:ilvl="4" w:tentative="1">
+      <w:start w:val="1"/>
+      <w:numFmt w:val="bullet"/>
+      <w:lvlText w:val=""/>
+      <w:lvlJc w:val="left"/>
+      <w:pPr>
+        <w:tabs>
+          <w:tab w:val="num" w:pos="3600"/>
+        </w:tabs>
+        <w:ind w:left="3600" w:hanging="360"/>
+      </w:pPr>
+      <w:rPr>
+        <w:rFonts w:ascii="Wingdings" w:hAnsi="Wingdings" w:hint="default"/>
+        <w:sz w:val="20"/>
+      </w:rPr>
+    </w:lvl>
+    <w:lvl w:ilvl="5" w:tentative="1">
+      <w:start w:val="1"/>
+      <w:numFmt w:val="bullet"/>
+      <w:lvlText w:val=""/>
+      <w:lvlJc w:val="left"/>
+      <w:pPr>
+        <w:tabs>
+          <w:tab w:val="num" w:pos="4320"/>
+        </w:tabs>
+        <w:ind w:left="4320" w:hanging="360"/>
+      </w:pPr>
+      <w:rPr>
+        <w:rFonts w:ascii="Wingdings" w:hAnsi="Wingdings" w:hint="default"/>
+        <w:sz w:val="20"/>
+      </w:rPr>
+    </w:lvl>
+    <w:lvl w:ilvl="6" w:tentative="1">
+      <w:start w:val="1"/>
+      <w:numFmt w:val="bullet"/>
+      <w:lvlText w:val=""/>
+      <w:lvlJc w:val="left"/>
+      <w:pPr>
+        <w:tabs>
+          <w:tab w:val="num" w:pos="5040"/>
+        </w:tabs>
+        <w:ind w:left="5040" w:hanging="360"/>
+      </w:pPr>
+      <w:rPr>
+        <w:rFonts w:ascii="Wingdings" w:hAnsi="Wingdings" w:hint="default"/>
+        <w:sz w:val="20"/>
+      </w:rPr>
+    </w:lvl>
+    <w:lvl w:ilvl="7" w:tentative="1">
+      <w:start w:val="1"/>
+      <w:numFmt w:val="bullet"/>
+      <w:lvlText w:val=""/>
+      <w:lvlJc w:val="left"/>
+      <w:pPr>
+        <w:tabs>
+          <w:tab w:val="num" w:pos="5760"/>
+        </w:tabs>
+        <w:ind w:left="5760" w:hanging="360"/>
+      </w:pPr>
+      <w:rPr>
+        <w:rFonts w:ascii="Wingdings" w:hAnsi="Wingdings" w:hint="default"/>
+        <w:sz w:val="20"/>
+      </w:rPr>
+    </w:lvl>
+    <w:lvl w:ilvl="8" w:tentative="1">
+      <w:start w:val="1"/>
+      <w:numFmt w:val="bullet"/>
+      <w:lvlText w:val=""/>
+      <w:lvlJc w:val="left"/>
+      <w:pPr>
+        <w:tabs>
+          <w:tab w:val="num" w:pos="6480"/>
+        </w:tabs>
+        <w:ind w:left="6480" w:hanging="360"/>
+      </w:pPr>
+      <w:rPr>
+        <w:rFonts w:ascii="Wingdings" w:hAnsi="Wingdings" w:hint="default"/>
+        <w:sz w:val="20"/>
+      </w:rPr>
+    </w:lvl>
+  </w:abstractNum>
+  <w:abstractNum w:abstractNumId="7" w15:restartNumberingAfterBreak="0">
     <w:nsid w:val="14966551"/>
     <w:multiLevelType w:val="multilevel"/>
     <w:tmpl w:val="2190E174"/>
@@ -5880,7 +6703,156 @@
       </w:rPr>
     </w:lvl>
   </w:abstractNum>
-  <w:abstractNum w:abstractNumId="6" w15:restartNumberingAfterBreak="0">
+  <w:abstractNum w:abstractNumId="8" w15:restartNumberingAfterBreak="0">
+    <w:nsid w:val="1BF11FD0"/>
+    <w:multiLevelType w:val="multilevel"/>
+    <w:tmpl w:val="50089244"/>
+    <w:lvl w:ilvl="0">
+      <w:start w:val="1"/>
+      <w:numFmt w:val="bullet"/>
+      <w:lvlText w:val=""/>
+      <w:lvlJc w:val="left"/>
+      <w:pPr>
+        <w:tabs>
+          <w:tab w:val="num" w:pos="720"/>
+        </w:tabs>
+        <w:ind w:left="720" w:hanging="360"/>
+      </w:pPr>
+      <w:rPr>
+        <w:rFonts w:ascii="Symbol" w:hAnsi="Symbol" w:hint="default"/>
+        <w:sz w:val="20"/>
+      </w:rPr>
+    </w:lvl>
+    <w:lvl w:ilvl="1" w:tentative="1">
+      <w:start w:val="1"/>
+      <w:numFmt w:val="bullet"/>
+      <w:lvlText w:val="o"/>
+      <w:lvlJc w:val="left"/>
+      <w:pPr>
+        <w:tabs>
+          <w:tab w:val="num" w:pos="1440"/>
+        </w:tabs>
+        <w:ind w:left="1440" w:hanging="360"/>
+      </w:pPr>
+      <w:rPr>
+        <w:rFonts w:ascii="Courier New" w:hAnsi="Courier New" w:hint="default"/>
+        <w:sz w:val="20"/>
+      </w:rPr>
+    </w:lvl>
+    <w:lvl w:ilvl="2" w:tentative="1">
+      <w:start w:val="1"/>
+      <w:numFmt w:val="bullet"/>
+      <w:lvlText w:val=""/>
+      <w:lvlJc w:val="left"/>
+      <w:pPr>
+        <w:tabs>
+          <w:tab w:val="num" w:pos="2160"/>
+        </w:tabs>
+        <w:ind w:left="2160" w:hanging="360"/>
+      </w:pPr>
+      <w:rPr>
+        <w:rFonts w:ascii="Wingdings" w:hAnsi="Wingdings" w:hint="default"/>
+        <w:sz w:val="20"/>
+      </w:rPr>
+    </w:lvl>
+    <w:lvl w:ilvl="3" w:tentative="1">
+      <w:start w:val="1"/>
+      <w:numFmt w:val="bullet"/>
+      <w:lvlText w:val=""/>
+      <w:lvlJc w:val="left"/>
+      <w:pPr>
+        <w:tabs>
+          <w:tab w:val="num" w:pos="2880"/>
+        </w:tabs>
+        <w:ind w:left="2880" w:hanging="360"/>
+      </w:pPr>
+      <w:rPr>
+        <w:rFonts w:ascii="Wingdings" w:hAnsi="Wingdings" w:hint="default"/>
+        <w:sz w:val="20"/>
+      </w:rPr>
+    </w:lvl>
+    <w:lvl w:ilvl="4" w:tentative="1">
+      <w:start w:val="1"/>
+      <w:numFmt w:val="bullet"/>
+      <w:lvlText w:val=""/>
+      <w:lvlJc w:val="left"/>
+      <w:pPr>
+        <w:tabs>
+          <w:tab w:val="num" w:pos="3600"/>
+        </w:tabs>
+        <w:ind w:left="3600" w:hanging="360"/>
+      </w:pPr>
+      <w:rPr>
+        <w:rFonts w:ascii="Wingdings" w:hAnsi="Wingdings" w:hint="default"/>
+        <w:sz w:val="20"/>
+      </w:rPr>
+    </w:lvl>
+    <w:lvl w:ilvl="5" w:tentative="1">
+      <w:start w:val="1"/>
+      <w:numFmt w:val="bullet"/>
+      <w:lvlText w:val=""/>
+      <w:lvlJc w:val="left"/>
+      <w:pPr>
+        <w:tabs>
+          <w:tab w:val="num" w:pos="4320"/>
+        </w:tabs>
+        <w:ind w:left="4320" w:hanging="360"/>
+      </w:pPr>
+      <w:rPr>
+        <w:rFonts w:ascii="Wingdings" w:hAnsi="Wingdings" w:hint="default"/>
+        <w:sz w:val="20"/>
+      </w:rPr>
+    </w:lvl>
+    <w:lvl w:ilvl="6" w:tentative="1">
+      <w:start w:val="1"/>
+      <w:numFmt w:val="bullet"/>
+      <w:lvlText w:val=""/>
+      <w:lvlJc w:val="left"/>
+      <w:pPr>
+        <w:tabs>
+          <w:tab w:val="num" w:pos="5040"/>
+        </w:tabs>
+        <w:ind w:left="5040" w:hanging="360"/>
+      </w:pPr>
+      <w:rPr>
+        <w:rFonts w:ascii="Wingdings" w:hAnsi="Wingdings" w:hint="default"/>
+        <w:sz w:val="20"/>
+      </w:rPr>
+    </w:lvl>
+    <w:lvl w:ilvl="7" w:tentative="1">
+      <w:start w:val="1"/>
+      <w:numFmt w:val="bullet"/>
+      <w:lvlText w:val=""/>
+      <w:lvlJc w:val="left"/>
+      <w:pPr>
+        <w:tabs>
+          <w:tab w:val="num" w:pos="5760"/>
+        </w:tabs>
+        <w:ind w:left="5760" w:hanging="360"/>
+      </w:pPr>
+      <w:rPr>
+        <w:rFonts w:ascii="Wingdings" w:hAnsi="Wingdings" w:hint="default"/>
+        <w:sz w:val="20"/>
+      </w:rPr>
+    </w:lvl>
+    <w:lvl w:ilvl="8" w:tentative="1">
+      <w:start w:val="1"/>
+      <w:numFmt w:val="bullet"/>
+      <w:lvlText w:val=""/>
+      <w:lvlJc w:val="left"/>
+      <w:pPr>
+        <w:tabs>
+          <w:tab w:val="num" w:pos="6480"/>
+        </w:tabs>
+        <w:ind w:left="6480" w:hanging="360"/>
+      </w:pPr>
+      <w:rPr>
+        <w:rFonts w:ascii="Wingdings" w:hAnsi="Wingdings" w:hint="default"/>
+        <w:sz w:val="20"/>
+      </w:rPr>
+    </w:lvl>
+  </w:abstractNum>
+  <w:abstractNum w:abstractNumId="9" w15:restartNumberingAfterBreak="0">
     <w:nsid w:val="28E35437"/>
     <w:multiLevelType w:val="multilevel"/>
     <w:tmpl w:val="0C28D00C"/>
@@ -6029,7 +7001,156 @@
       </w:rPr>
     </w:lvl>
   </w:abstractNum>
-  <w:abstractNum w:abstractNumId="7" w15:restartNumberingAfterBreak="0">
+  <w:abstractNum w:abstractNumId="10" w15:restartNumberingAfterBreak="0">
+    <w:nsid w:val="28EA4291"/>
+    <w:multiLevelType w:val="multilevel"/>
+    <w:tmpl w:val="E1262482"/>
+    <w:lvl w:ilvl="0">
+      <w:start w:val="1"/>
+      <w:numFmt w:val="bullet"/>
+      <w:lvlText w:val=""/>
+      <w:lvlJc w:val="left"/>
+      <w:pPr>
+        <w:tabs>
+          <w:tab w:val="num" w:pos="720"/>
+        </w:tabs>
+        <w:ind w:left="720" w:hanging="360"/>
+      </w:pPr>
+      <w:rPr>
+        <w:rFonts w:ascii="Symbol" w:hAnsi="Symbol" w:hint="default"/>
+        <w:sz w:val="20"/>
+      </w:rPr>
+    </w:lvl>
+    <w:lvl w:ilvl="1" w:tentative="1">
+      <w:start w:val="1"/>
+      <w:numFmt w:val="bullet"/>
+      <w:lvlText w:val="o"/>
+      <w:lvlJc w:val="left"/>
+      <w:pPr>
+        <w:tabs>
+          <w:tab w:val="num" w:pos="1440"/>
+        </w:tabs>
+        <w:ind w:left="1440" w:hanging="360"/>
+      </w:pPr>
+      <w:rPr>
+        <w:rFonts w:ascii="Courier New" w:hAnsi="Courier New" w:hint="default"/>
+        <w:sz w:val="20"/>
+      </w:rPr>
+    </w:lvl>
+    <w:lvl w:ilvl="2" w:tentative="1">
+      <w:start w:val="1"/>
+      <w:numFmt w:val="bullet"/>
+      <w:lvlText w:val=""/>
+      <w:lvlJc w:val="left"/>
+      <w:pPr>
+        <w:tabs>
+          <w:tab w:val="num" w:pos="2160"/>
+        </w:tabs>
+        <w:ind w:left="2160" w:hanging="360"/>
+      </w:pPr>
+      <w:rPr>
+        <w:rFonts w:ascii="Wingdings" w:hAnsi="Wingdings" w:hint="default"/>
+        <w:sz w:val="20"/>
+      </w:rPr>
+    </w:lvl>
+    <w:lvl w:ilvl="3" w:tentative="1">
+      <w:start w:val="1"/>
+      <w:numFmt w:val="bullet"/>
+      <w:lvlText w:val=""/>
+      <w:lvlJc w:val="left"/>
+      <w:pPr>
+        <w:tabs>
+          <w:tab w:val="num" w:pos="2880"/>
+        </w:tabs>
+        <w:ind w:left="2880" w:hanging="360"/>
+      </w:pPr>
+      <w:rPr>
+        <w:rFonts w:ascii="Wingdings" w:hAnsi="Wingdings" w:hint="default"/>
+        <w:sz w:val="20"/>
+      </w:rPr>
+    </w:lvl>
+    <w:lvl w:ilvl="4" w:tentative="1">
+      <w:start w:val="1"/>
+      <w:numFmt w:val="bullet"/>
+      <w:lvlText w:val=""/>
+      <w:lvlJc w:val="left"/>
+      <w:pPr>
+        <w:tabs>
+          <w:tab w:val="num" w:pos="3600"/>
+        </w:tabs>
+        <w:ind w:left="3600" w:hanging="360"/>
+      </w:pPr>
+      <w:rPr>
+        <w:rFonts w:ascii="Wingdings" w:hAnsi="Wingdings" w:hint="default"/>
+        <w:sz w:val="20"/>
+      </w:rPr>
+    </w:lvl>
+    <w:lvl w:ilvl="5" w:tentative="1">
+      <w:start w:val="1"/>
+      <w:numFmt w:val="bullet"/>
+      <w:lvlText w:val=""/>
+      <w:lvlJc w:val="left"/>
+      <w:pPr>
+        <w:tabs>
+          <w:tab w:val="num" w:pos="4320"/>
+        </w:tabs>
+        <w:ind w:left="4320" w:hanging="360"/>
+      </w:pPr>
+      <w:rPr>
+        <w:rFonts w:ascii="Wingdings" w:hAnsi="Wingdings" w:hint="default"/>
+        <w:sz w:val="20"/>
+      </w:rPr>
+    </w:lvl>
+    <w:lvl w:ilvl="6" w:tentative="1">
+      <w:start w:val="1"/>
+      <w:numFmt w:val="bullet"/>
+      <w:lvlText w:val=""/>
+      <w:lvlJc w:val="left"/>
+      <w:pPr>
+        <w:tabs>
+          <w:tab w:val="num" w:pos="5040"/>
+        </w:tabs>
+        <w:ind w:left="5040" w:hanging="360"/>
+      </w:pPr>
+      <w:rPr>
+        <w:rFonts w:ascii="Wingdings" w:hAnsi="Wingdings" w:hint="default"/>
+        <w:sz w:val="20"/>
+      </w:rPr>
+    </w:lvl>
+    <w:lvl w:ilvl="7" w:tentative="1">
+      <w:start w:val="1"/>
+      <w:numFmt w:val="bullet"/>
+      <w:lvlText w:val=""/>
+      <w:lvlJc w:val="left"/>
+      <w:pPr>
+        <w:tabs>
+          <w:tab w:val="num" w:pos="5760"/>
+        </w:tabs>
+        <w:ind w:left="5760" w:hanging="360"/>
+      </w:pPr>
+      <w:rPr>
+        <w:rFonts w:ascii="Wingdings" w:hAnsi="Wingdings" w:hint="default"/>
+        <w:sz w:val="20"/>
+      </w:rPr>
+    </w:lvl>
+    <w:lvl w:ilvl="8" w:tentative="1">
+      <w:start w:val="1"/>
+      <w:numFmt w:val="bullet"/>
+      <w:lvlText w:val=""/>
+      <w:lvlJc w:val="left"/>
+      <w:pPr>
+        <w:tabs>
+          <w:tab w:val="num" w:pos="6480"/>
+        </w:tabs>
+        <w:ind w:left="6480" w:hanging="360"/>
+      </w:pPr>
+      <w:rPr>
+        <w:rFonts w:ascii="Wingdings" w:hAnsi="Wingdings" w:hint="default"/>
+        <w:sz w:val="20"/>
+      </w:rPr>
+    </w:lvl>
+  </w:abstractNum>
+  <w:abstractNum w:abstractNumId="11" w15:restartNumberingAfterBreak="0">
     <w:nsid w:val="31C21725"/>
     <w:multiLevelType w:val="multilevel"/>
     <w:tmpl w:val="4366FE34"/>
@@ -6178,7 +7299,7 @@
       </w:rPr>
     </w:lvl>
   </w:abstractNum>
-  <w:abstractNum w:abstractNumId="8" w15:restartNumberingAfterBreak="0">
+  <w:abstractNum w:abstractNumId="12" w15:restartNumberingAfterBreak="0">
     <w:nsid w:val="3337711B"/>
     <w:multiLevelType w:val="multilevel"/>
     <w:tmpl w:val="F5566ED8"/>
@@ -6291,7 +7412,156 @@
       </w:pPr>
     </w:lvl>
   </w:abstractNum>
-  <w:abstractNum w:abstractNumId="9" w15:restartNumberingAfterBreak="0">
+  <w:abstractNum w:abstractNumId="13" w15:restartNumberingAfterBreak="0">
+    <w:nsid w:val="3B2A78B2"/>
+    <w:multiLevelType w:val="multilevel"/>
+    <w:tmpl w:val="2CA2C4DE"/>
+    <w:lvl w:ilvl="0">
+      <w:start w:val="1"/>
+      <w:numFmt w:val="bullet"/>
+      <w:lvlText w:val=""/>
+      <w:lvlJc w:val="left"/>
+      <w:pPr>
+        <w:tabs>
+          <w:tab w:val="num" w:pos="720"/>
+        </w:tabs>
+        <w:ind w:left="720" w:hanging="360"/>
+      </w:pPr>
+      <w:rPr>
+        <w:rFonts w:ascii="Symbol" w:hAnsi="Symbol" w:hint="default"/>
+        <w:sz w:val="20"/>
+      </w:rPr>
+    </w:lvl>
+    <w:lvl w:ilvl="1" w:tentative="1">
+      <w:start w:val="1"/>
+      <w:numFmt w:val="bullet"/>
+      <w:lvlText w:val="o"/>
+      <w:lvlJc w:val="left"/>
+      <w:pPr>
+        <w:tabs>
+          <w:tab w:val="num" w:pos="1440"/>
+        </w:tabs>
+        <w:ind w:left="1440" w:hanging="360"/>
+      </w:pPr>
+      <w:rPr>
+        <w:rFonts w:ascii="Courier New" w:hAnsi="Courier New" w:hint="default"/>
+        <w:sz w:val="20"/>
+      </w:rPr>
+    </w:lvl>
+    <w:lvl w:ilvl="2" w:tentative="1">
+      <w:start w:val="1"/>
+      <w:numFmt w:val="bullet"/>
+      <w:lvlText w:val=""/>
+      <w:lvlJc w:val="left"/>
+      <w:pPr>
+        <w:tabs>
+          <w:tab w:val="num" w:pos="2160"/>
+        </w:tabs>
+        <w:ind w:left="2160" w:hanging="360"/>
+      </w:pPr>
+      <w:rPr>
+        <w:rFonts w:ascii="Wingdings" w:hAnsi="Wingdings" w:hint="default"/>
+        <w:sz w:val="20"/>
+      </w:rPr>
+    </w:lvl>
+    <w:lvl w:ilvl="3" w:tentative="1">
+      <w:start w:val="1"/>
+      <w:numFmt w:val="bullet"/>
+      <w:lvlText w:val=""/>
+      <w:lvlJc w:val="left"/>
+      <w:pPr>
+        <w:tabs>
+          <w:tab w:val="num" w:pos="2880"/>
+        </w:tabs>
+        <w:ind w:left="2880" w:hanging="360"/>
+      </w:pPr>
+      <w:rPr>
+        <w:rFonts w:ascii="Wingdings" w:hAnsi="Wingdings" w:hint="default"/>
+        <w:sz w:val="20"/>
+      </w:rPr>
+    </w:lvl>
+    <w:lvl w:ilvl="4" w:tentative="1">
+      <w:start w:val="1"/>
+      <w:numFmt w:val="bullet"/>
+      <w:lvlText w:val=""/>
+      <w:lvlJc w:val="left"/>
+      <w:pPr>
+        <w:tabs>
+          <w:tab w:val="num" w:pos="3600"/>
+        </w:tabs>
+        <w:ind w:left="3600" w:hanging="360"/>
+      </w:pPr>
+      <w:rPr>
+        <w:rFonts w:ascii="Wingdings" w:hAnsi="Wingdings" w:hint="default"/>
+        <w:sz w:val="20"/>
+      </w:rPr>
+    </w:lvl>
+    <w:lvl w:ilvl="5" w:tentative="1">
+      <w:start w:val="1"/>
+      <w:numFmt w:val="bullet"/>
+      <w:lvlText w:val=""/>
+      <w:lvlJc w:val="left"/>
+      <w:pPr>
+        <w:tabs>
+          <w:tab w:val="num" w:pos="4320"/>
+        </w:tabs>
+        <w:ind w:left="4320" w:hanging="360"/>
+      </w:pPr>
+      <w:rPr>
+        <w:rFonts w:ascii="Wingdings" w:hAnsi="Wingdings" w:hint="default"/>
+        <w:sz w:val="20"/>
+      </w:rPr>
+    </w:lvl>
+    <w:lvl w:ilvl="6" w:tentative="1">
+      <w:start w:val="1"/>
+      <w:numFmt w:val="bullet"/>
+      <w:lvlText w:val=""/>
+      <w:lvlJc w:val="left"/>
+      <w:pPr>
+        <w:tabs>
+          <w:tab w:val="num" w:pos="5040"/>
+        </w:tabs>
+        <w:ind w:left="5040" w:hanging="360"/>
+      </w:pPr>
+      <w:rPr>
+        <w:rFonts w:ascii="Wingdings" w:hAnsi="Wingdings" w:hint="default"/>
+        <w:sz w:val="20"/>
+      </w:rPr>
+    </w:lvl>
+    <w:lvl w:ilvl="7" w:tentative="1">
+      <w:start w:val="1"/>
+      <w:numFmt w:val="bullet"/>
+      <w:lvlText w:val=""/>
+      <w:lvlJc w:val="left"/>
+      <w:pPr>
+        <w:tabs>
+          <w:tab w:val="num" w:pos="5760"/>
+        </w:tabs>
+        <w:ind w:left="5760" w:hanging="360"/>
+      </w:pPr>
+      <w:rPr>
+        <w:rFonts w:ascii="Wingdings" w:hAnsi="Wingdings" w:hint="default"/>
+        <w:sz w:val="20"/>
+      </w:rPr>
+    </w:lvl>
+    <w:lvl w:ilvl="8" w:tentative="1">
+      <w:start w:val="1"/>
+      <w:numFmt w:val="bullet"/>
+      <w:lvlText w:val=""/>
+      <w:lvlJc w:val="left"/>
+      <w:pPr>
+        <w:tabs>
+          <w:tab w:val="num" w:pos="6480"/>
+        </w:tabs>
+        <w:ind w:left="6480" w:hanging="360"/>
+      </w:pPr>
+      <w:rPr>
+        <w:rFonts w:ascii="Wingdings" w:hAnsi="Wingdings" w:hint="default"/>
+        <w:sz w:val="20"/>
+      </w:rPr>
+    </w:lvl>
+  </w:abstractNum>
+  <w:abstractNum w:abstractNumId="14" w15:restartNumberingAfterBreak="0">
     <w:nsid w:val="3C9F588B"/>
     <w:multiLevelType w:val="multilevel"/>
     <w:tmpl w:val="43AC8884"/>
@@ -6440,7 +7710,7 @@
       </w:rPr>
     </w:lvl>
   </w:abstractNum>
-  <w:abstractNum w:abstractNumId="10" w15:restartNumberingAfterBreak="0">
+  <w:abstractNum w:abstractNumId="15" w15:restartNumberingAfterBreak="0">
     <w:nsid w:val="3F3F2600"/>
     <w:multiLevelType w:val="multilevel"/>
     <w:tmpl w:val="3020BDE2"/>
@@ -6589,7 +7859,7 @@
       </w:rPr>
     </w:lvl>
   </w:abstractNum>
-  <w:abstractNum w:abstractNumId="11" w15:restartNumberingAfterBreak="0">
+  <w:abstractNum w:abstractNumId="16" w15:restartNumberingAfterBreak="0">
     <w:nsid w:val="41BF7CED"/>
     <w:multiLevelType w:val="multilevel"/>
     <w:tmpl w:val="B812068E"/>
@@ -6738,7 +8008,7 @@
       </w:rPr>
     </w:lvl>
   </w:abstractNum>
-  <w:abstractNum w:abstractNumId="12" w15:restartNumberingAfterBreak="0">
+  <w:abstractNum w:abstractNumId="17" w15:restartNumberingAfterBreak="0">
     <w:nsid w:val="523927AB"/>
     <w:multiLevelType w:val="multilevel"/>
     <w:tmpl w:val="26363BF6"/>
@@ -6887,7 +8157,156 @@
       </w:rPr>
     </w:lvl>
   </w:abstractNum>
-  <w:abstractNum w:abstractNumId="13" w15:restartNumberingAfterBreak="0">
+  <w:abstractNum w:abstractNumId="18" w15:restartNumberingAfterBreak="0">
+    <w:nsid w:val="56734055"/>
+    <w:multiLevelType w:val="multilevel"/>
+    <w:tmpl w:val="703AE444"/>
+    <w:lvl w:ilvl="0">
+      <w:start w:val="1"/>
+      <w:numFmt w:val="bullet"/>
+      <w:lvlText w:val=""/>
+      <w:lvlJc w:val="left"/>
+      <w:pPr>
+        <w:tabs>
+          <w:tab w:val="num" w:pos="720"/>
+        </w:tabs>
+        <w:ind w:left="720" w:hanging="360"/>
+      </w:pPr>
+      <w:rPr>
+        <w:rFonts w:ascii="Symbol" w:hAnsi="Symbol" w:hint="default"/>
+        <w:sz w:val="20"/>
+      </w:rPr>
+    </w:lvl>
+    <w:lvl w:ilvl="1" w:tentative="1">
+      <w:start w:val="1"/>
+      <w:numFmt w:val="bullet"/>
+      <w:lvlText w:val="o"/>
+      <w:lvlJc w:val="left"/>
+      <w:pPr>
+        <w:tabs>
+          <w:tab w:val="num" w:pos="1440"/>
+        </w:tabs>
+        <w:ind w:left="1440" w:hanging="360"/>
+      </w:pPr>
+      <w:rPr>
+        <w:rFonts w:ascii="Courier New" w:hAnsi="Courier New" w:hint="default"/>
+        <w:sz w:val="20"/>
+      </w:rPr>
+    </w:lvl>
+    <w:lvl w:ilvl="2" w:tentative="1">
+      <w:start w:val="1"/>
+      <w:numFmt w:val="bullet"/>
+      <w:lvlText w:val=""/>
+      <w:lvlJc w:val="left"/>
+      <w:pPr>
+        <w:tabs>
+          <w:tab w:val="num" w:pos="2160"/>
+        </w:tabs>
+        <w:ind w:left="2160" w:hanging="360"/>
+      </w:pPr>
+      <w:rPr>
+        <w:rFonts w:ascii="Wingdings" w:hAnsi="Wingdings" w:hint="default"/>
+        <w:sz w:val="20"/>
+      </w:rPr>
+    </w:lvl>
+    <w:lvl w:ilvl="3" w:tentative="1">
+      <w:start w:val="1"/>
+      <w:numFmt w:val="bullet"/>
+      <w:lvlText w:val=""/>
+      <w:lvlJc w:val="left"/>
+      <w:pPr>
+        <w:tabs>
+          <w:tab w:val="num" w:pos="2880"/>
+        </w:tabs>
+        <w:ind w:left="2880" w:hanging="360"/>
+      </w:pPr>
+      <w:rPr>
+        <w:rFonts w:ascii="Wingdings" w:hAnsi="Wingdings" w:hint="default"/>
+        <w:sz w:val="20"/>
+      </w:rPr>
+    </w:lvl>
+    <w:lvl w:ilvl="4" w:tentative="1">
+      <w:start w:val="1"/>
+      <w:numFmt w:val="bullet"/>
+      <w:lvlText w:val=""/>
+      <w:lvlJc w:val="left"/>
+      <w:pPr>
+        <w:tabs>
+          <w:tab w:val="num" w:pos="3600"/>
+        </w:tabs>
+        <w:ind w:left="3600" w:hanging="360"/>
+      </w:pPr>
+      <w:rPr>
+        <w:rFonts w:ascii="Wingdings" w:hAnsi="Wingdings" w:hint="default"/>
+        <w:sz w:val="20"/>
+      </w:rPr>
+    </w:lvl>
+    <w:lvl w:ilvl="5" w:tentative="1">
+      <w:start w:val="1"/>
+      <w:numFmt w:val="bullet"/>
+      <w:lvlText w:val=""/>
+      <w:lvlJc w:val="left"/>
+      <w:pPr>
+        <w:tabs>
+          <w:tab w:val="num" w:pos="4320"/>
+        </w:tabs>
+        <w:ind w:left="4320" w:hanging="360"/>
+      </w:pPr>
+      <w:rPr>
+        <w:rFonts w:ascii="Wingdings" w:hAnsi="Wingdings" w:hint="default"/>
+        <w:sz w:val="20"/>
+      </w:rPr>
+    </w:lvl>
+    <w:lvl w:ilvl="6" w:tentative="1">
+      <w:start w:val="1"/>
+      <w:numFmt w:val="bullet"/>
+      <w:lvlText w:val=""/>
+      <w:lvlJc w:val="left"/>
+      <w:pPr>
+        <w:tabs>
+          <w:tab w:val="num" w:pos="5040"/>
+        </w:tabs>
+        <w:ind w:left="5040" w:hanging="360"/>
+      </w:pPr>
+      <w:rPr>
+        <w:rFonts w:ascii="Wingdings" w:hAnsi="Wingdings" w:hint="default"/>
+        <w:sz w:val="20"/>
+      </w:rPr>
+    </w:lvl>
+    <w:lvl w:ilvl="7" w:tentative="1">
+      <w:start w:val="1"/>
+      <w:numFmt w:val="bullet"/>
+      <w:lvlText w:val=""/>
+      <w:lvlJc w:val="left"/>
+      <w:pPr>
+        <w:tabs>
+          <w:tab w:val="num" w:pos="5760"/>
+        </w:tabs>
+        <w:ind w:left="5760" w:hanging="360"/>
+      </w:pPr>
+      <w:rPr>
+        <w:rFonts w:ascii="Wingdings" w:hAnsi="Wingdings" w:hint="default"/>
+        <w:sz w:val="20"/>
+      </w:rPr>
+    </w:lvl>
+    <w:lvl w:ilvl="8" w:tentative="1">
+      <w:start w:val="1"/>
+      <w:numFmt w:val="bullet"/>
+      <w:lvlText w:val=""/>
+      <w:lvlJc w:val="left"/>
+      <w:pPr>
+        <w:tabs>
+          <w:tab w:val="num" w:pos="6480"/>
+        </w:tabs>
+        <w:ind w:left="6480" w:hanging="360"/>
+      </w:pPr>
+      <w:rPr>
+        <w:rFonts w:ascii="Wingdings" w:hAnsi="Wingdings" w:hint="default"/>
+        <w:sz w:val="20"/>
+      </w:rPr>
+    </w:lvl>
+  </w:abstractNum>
+  <w:abstractNum w:abstractNumId="19" w15:restartNumberingAfterBreak="0">
     <w:nsid w:val="5C1134F4"/>
     <w:multiLevelType w:val="multilevel"/>
     <w:tmpl w:val="4BFC5E4E"/>
@@ -7036,7 +8455,7 @@
       </w:rPr>
     </w:lvl>
   </w:abstractNum>
-  <w:abstractNum w:abstractNumId="14" w15:restartNumberingAfterBreak="0">
+  <w:abstractNum w:abstractNumId="20" w15:restartNumberingAfterBreak="0">
     <w:nsid w:val="5F300B12"/>
     <w:multiLevelType w:val="hybridMultilevel"/>
     <w:tmpl w:val="374CEF10"/>
@@ -7051,7 +8470,7 @@
         <w:rFonts w:ascii="Symbol" w:eastAsiaTheme="minorHAnsi" w:hAnsi="Symbol" w:cstheme="minorBidi" w:hint="default"/>
       </w:rPr>
     </w:lvl>
-    <w:lvl w:ilvl="1" w:tplc="04090003" w:tentative="1">
+    <w:lvl w:ilvl="1" w:tplc="04090003">
       <w:start w:val="1"/>
       <w:numFmt w:val="bullet"/>
       <w:lvlText w:val="o"/>
@@ -7148,7 +8567,305 @@
       </w:rPr>
     </w:lvl>
   </w:abstractNum>
-  <w:abstractNum w:abstractNumId="15" w15:restartNumberingAfterBreak="0">
+  <w:abstractNum w:abstractNumId="21" w15:restartNumberingAfterBreak="0">
+    <w:nsid w:val="5F981DD2"/>
+    <w:multiLevelType w:val="multilevel"/>
+    <w:tmpl w:val="80EC872C"/>
+    <w:lvl w:ilvl="0">
+      <w:start w:val="1"/>
+      <w:numFmt w:val="bullet"/>
+      <w:lvlText w:val=""/>
+      <w:lvlJc w:val="left"/>
+      <w:pPr>
+        <w:tabs>
+          <w:tab w:val="num" w:pos="720"/>
+        </w:tabs>
+        <w:ind w:left="720" w:hanging="360"/>
+      </w:pPr>
+      <w:rPr>
+        <w:rFonts w:ascii="Symbol" w:hAnsi="Symbol" w:hint="default"/>
+        <w:sz w:val="20"/>
+      </w:rPr>
+    </w:lvl>
+    <w:lvl w:ilvl="1" w:tentative="1">
+      <w:start w:val="1"/>
+      <w:numFmt w:val="bullet"/>
+      <w:lvlText w:val="o"/>
+      <w:lvlJc w:val="left"/>
+      <w:pPr>
+        <w:tabs>
+          <w:tab w:val="num" w:pos="1440"/>
+        </w:tabs>
+        <w:ind w:left="1440" w:hanging="360"/>
+      </w:pPr>
+      <w:rPr>
+        <w:rFonts w:ascii="Courier New" w:hAnsi="Courier New" w:hint="default"/>
+        <w:sz w:val="20"/>
+      </w:rPr>
+    </w:lvl>
+    <w:lvl w:ilvl="2" w:tentative="1">
+      <w:start w:val="1"/>
+      <w:numFmt w:val="bullet"/>
+      <w:lvlText w:val=""/>
+      <w:lvlJc w:val="left"/>
+      <w:pPr>
+        <w:tabs>
+          <w:tab w:val="num" w:pos="2160"/>
+        </w:tabs>
+        <w:ind w:left="2160" w:hanging="360"/>
+      </w:pPr>
+      <w:rPr>
+        <w:rFonts w:ascii="Wingdings" w:hAnsi="Wingdings" w:hint="default"/>
+        <w:sz w:val="20"/>
+      </w:rPr>
+    </w:lvl>
+    <w:lvl w:ilvl="3" w:tentative="1">
+      <w:start w:val="1"/>
+      <w:numFmt w:val="bullet"/>
+      <w:lvlText w:val=""/>
+      <w:lvlJc w:val="left"/>
+      <w:pPr>
+        <w:tabs>
+          <w:tab w:val="num" w:pos="2880"/>
+        </w:tabs>
+        <w:ind w:left="2880" w:hanging="360"/>
+      </w:pPr>
+      <w:rPr>
+        <w:rFonts w:ascii="Wingdings" w:hAnsi="Wingdings" w:hint="default"/>
+        <w:sz w:val="20"/>
+      </w:rPr>
+    </w:lvl>
+    <w:lvl w:ilvl="4" w:tentative="1">
+      <w:start w:val="1"/>
+      <w:numFmt w:val="bullet"/>
+      <w:lvlText w:val=""/>
+      <w:lvlJc w:val="left"/>
+      <w:pPr>
+        <w:tabs>
+          <w:tab w:val="num" w:pos="3600"/>
+        </w:tabs>
+        <w:ind w:left="3600" w:hanging="360"/>
+      </w:pPr>
+      <w:rPr>
+        <w:rFonts w:ascii="Wingdings" w:hAnsi="Wingdings" w:hint="default"/>
+        <w:sz w:val="20"/>
+      </w:rPr>
+    </w:lvl>
+    <w:lvl w:ilvl="5" w:tentative="1">
+      <w:start w:val="1"/>
+      <w:numFmt w:val="bullet"/>
+      <w:lvlText w:val=""/>
+      <w:lvlJc w:val="left"/>
+      <w:pPr>
+        <w:tabs>
+          <w:tab w:val="num" w:pos="4320"/>
+        </w:tabs>
+        <w:ind w:left="4320" w:hanging="360"/>
+      </w:pPr>
+      <w:rPr>
+        <w:rFonts w:ascii="Wingdings" w:hAnsi="Wingdings" w:hint="default"/>
+        <w:sz w:val="20"/>
+      </w:rPr>
+    </w:lvl>
+    <w:lvl w:ilvl="6" w:tentative="1">
+      <w:start w:val="1"/>
+      <w:numFmt w:val="bullet"/>
+      <w:lvlText w:val=""/>
+      <w:lvlJc w:val="left"/>
+      <w:pPr>
+        <w:tabs>
+          <w:tab w:val="num" w:pos="5040"/>
+        </w:tabs>
+        <w:ind w:left="5040" w:hanging="360"/>
+      </w:pPr>
+      <w:rPr>
+        <w:rFonts w:ascii="Wingdings" w:hAnsi="Wingdings" w:hint="default"/>
+        <w:sz w:val="20"/>
+      </w:rPr>
+    </w:lvl>
+    <w:lvl w:ilvl="7" w:tentative="1">
+      <w:start w:val="1"/>
+      <w:numFmt w:val="bullet"/>
+      <w:lvlText w:val=""/>
+      <w:lvlJc w:val="left"/>
+      <w:pPr>
+        <w:tabs>
+          <w:tab w:val="num" w:pos="5760"/>
+        </w:tabs>
+        <w:ind w:left="5760" w:hanging="360"/>
+      </w:pPr>
+      <w:rPr>
+        <w:rFonts w:ascii="Wingdings" w:hAnsi="Wingdings" w:hint="default"/>
+        <w:sz w:val="20"/>
+      </w:rPr>
+    </w:lvl>
+    <w:lvl w:ilvl="8" w:tentative="1">
+      <w:start w:val="1"/>
+      <w:numFmt w:val="bullet"/>
+      <w:lvlText w:val=""/>
+      <w:lvlJc w:val="left"/>
+      <w:pPr>
+        <w:tabs>
+          <w:tab w:val="num" w:pos="6480"/>
+        </w:tabs>
+        <w:ind w:left="6480" w:hanging="360"/>
+      </w:pPr>
+      <w:rPr>
+        <w:rFonts w:ascii="Wingdings" w:hAnsi="Wingdings" w:hint="default"/>
+        <w:sz w:val="20"/>
+      </w:rPr>
+    </w:lvl>
+  </w:abstractNum>
+  <w:abstractNum w:abstractNumId="22" w15:restartNumberingAfterBreak="0">
+    <w:nsid w:val="630F72D5"/>
+    <w:multiLevelType w:val="multilevel"/>
+    <w:tmpl w:val="5CD01332"/>
+    <w:lvl w:ilvl="0">
+      <w:start w:val="1"/>
+      <w:numFmt w:val="bullet"/>
+      <w:lvlText w:val=""/>
+      <w:lvlJc w:val="left"/>
+      <w:pPr>
+        <w:tabs>
+          <w:tab w:val="num" w:pos="720"/>
+        </w:tabs>
+        <w:ind w:left="720" w:hanging="360"/>
+      </w:pPr>
+      <w:rPr>
+        <w:rFonts w:ascii="Symbol" w:hAnsi="Symbol" w:hint="default"/>
+        <w:sz w:val="20"/>
+      </w:rPr>
+    </w:lvl>
+    <w:lvl w:ilvl="1" w:tentative="1">
+      <w:start w:val="1"/>
+      <w:numFmt w:val="bullet"/>
+      <w:lvlText w:val="o"/>
+      <w:lvlJc w:val="left"/>
+      <w:pPr>
+        <w:tabs>
+          <w:tab w:val="num" w:pos="1440"/>
+        </w:tabs>
+        <w:ind w:left="1440" w:hanging="360"/>
+      </w:pPr>
+      <w:rPr>
+        <w:rFonts w:ascii="Courier New" w:hAnsi="Courier New" w:hint="default"/>
+        <w:sz w:val="20"/>
+      </w:rPr>
+    </w:lvl>
+    <w:lvl w:ilvl="2" w:tentative="1">
+      <w:start w:val="1"/>
+      <w:numFmt w:val="bullet"/>
+      <w:lvlText w:val=""/>
+      <w:lvlJc w:val="left"/>
+      <w:pPr>
+        <w:tabs>
+          <w:tab w:val="num" w:pos="2160"/>
+        </w:tabs>
+        <w:ind w:left="2160" w:hanging="360"/>
+      </w:pPr>
+      <w:rPr>
+        <w:rFonts w:ascii="Wingdings" w:hAnsi="Wingdings" w:hint="default"/>
+        <w:sz w:val="20"/>
+      </w:rPr>
+    </w:lvl>
+    <w:lvl w:ilvl="3" w:tentative="1">
+      <w:start w:val="1"/>
+      <w:numFmt w:val="bullet"/>
+      <w:lvlText w:val=""/>
+      <w:lvlJc w:val="left"/>
+      <w:pPr>
+        <w:tabs>
+          <w:tab w:val="num" w:pos="2880"/>
+        </w:tabs>
+        <w:ind w:left="2880" w:hanging="360"/>
+      </w:pPr>
+      <w:rPr>
+        <w:rFonts w:ascii="Wingdings" w:hAnsi="Wingdings" w:hint="default"/>
+        <w:sz w:val="20"/>
+      </w:rPr>
+    </w:lvl>
+    <w:lvl w:ilvl="4" w:tentative="1">
+      <w:start w:val="1"/>
+      <w:numFmt w:val="bullet"/>
+      <w:lvlText w:val=""/>
+      <w:lvlJc w:val="left"/>
+      <w:pPr>
+        <w:tabs>
+          <w:tab w:val="num" w:pos="3600"/>
+        </w:tabs>
+        <w:ind w:left="3600" w:hanging="360"/>
+      </w:pPr>
+      <w:rPr>
+        <w:rFonts w:ascii="Wingdings" w:hAnsi="Wingdings" w:hint="default"/>
+        <w:sz w:val="20"/>
+      </w:rPr>
+    </w:lvl>
+    <w:lvl w:ilvl="5" w:tentative="1">
+      <w:start w:val="1"/>
+      <w:numFmt w:val="bullet"/>
+      <w:lvlText w:val=""/>
+      <w:lvlJc w:val="left"/>
+      <w:pPr>
+        <w:tabs>
+          <w:tab w:val="num" w:pos="4320"/>
+        </w:tabs>
+        <w:ind w:left="4320" w:hanging="360"/>
+      </w:pPr>
+      <w:rPr>
+        <w:rFonts w:ascii="Wingdings" w:hAnsi="Wingdings" w:hint="default"/>
+        <w:sz w:val="20"/>
+      </w:rPr>
+    </w:lvl>
+    <w:lvl w:ilvl="6" w:tentative="1">
+      <w:start w:val="1"/>
+      <w:numFmt w:val="bullet"/>
+      <w:lvlText w:val=""/>
+      <w:lvlJc w:val="left"/>
+      <w:pPr>
+        <w:tabs>
+          <w:tab w:val="num" w:pos="5040"/>
+        </w:tabs>
+        <w:ind w:left="5040" w:hanging="360"/>
+      </w:pPr>
+      <w:rPr>
+        <w:rFonts w:ascii="Wingdings" w:hAnsi="Wingdings" w:hint="default"/>
+        <w:sz w:val="20"/>
+      </w:rPr>
+    </w:lvl>
+    <w:lvl w:ilvl="7" w:tentative="1">
+      <w:start w:val="1"/>
+      <w:numFmt w:val="bullet"/>
+      <w:lvlText w:val=""/>
+      <w:lvlJc w:val="left"/>
+      <w:pPr>
+        <w:tabs>
+          <w:tab w:val="num" w:pos="5760"/>
+        </w:tabs>
+        <w:ind w:left="5760" w:hanging="360"/>
+      </w:pPr>
+      <w:rPr>
+        <w:rFonts w:ascii="Wingdings" w:hAnsi="Wingdings" w:hint="default"/>
+        <w:sz w:val="20"/>
+      </w:rPr>
+    </w:lvl>
+    <w:lvl w:ilvl="8" w:tentative="1">
+      <w:start w:val="1"/>
+      <w:numFmt w:val="bullet"/>
+      <w:lvlText w:val=""/>
+      <w:lvlJc w:val="left"/>
+      <w:pPr>
+        <w:tabs>
+          <w:tab w:val="num" w:pos="6480"/>
+        </w:tabs>
+        <w:ind w:left="6480" w:hanging="360"/>
+      </w:pPr>
+      <w:rPr>
+        <w:rFonts w:ascii="Wingdings" w:hAnsi="Wingdings" w:hint="default"/>
+        <w:sz w:val="20"/>
+      </w:rPr>
+    </w:lvl>
+  </w:abstractNum>
+  <w:abstractNum w:abstractNumId="23" w15:restartNumberingAfterBreak="0">
     <w:nsid w:val="64D75833"/>
     <w:multiLevelType w:val="multilevel"/>
     <w:tmpl w:val="D366A1CA"/>
@@ -7297,53 +9014,229 @@
       </w:rPr>
     </w:lvl>
   </w:abstractNum>
+  <w:abstractNum w:abstractNumId="24" w15:restartNumberingAfterBreak="0">
+    <w:nsid w:val="6C2B0E30"/>
+    <w:multiLevelType w:val="multilevel"/>
+    <w:tmpl w:val="EF4CC0F8"/>
+    <w:lvl w:ilvl="0">
+      <w:start w:val="1"/>
+      <w:numFmt w:val="bullet"/>
+      <w:lvlText w:val=""/>
+      <w:lvlJc w:val="left"/>
+      <w:pPr>
+        <w:tabs>
+          <w:tab w:val="num" w:pos="720"/>
+        </w:tabs>
+        <w:ind w:left="720" w:hanging="360"/>
+      </w:pPr>
+      <w:rPr>
+        <w:rFonts w:ascii="Symbol" w:hAnsi="Symbol" w:hint="default"/>
+        <w:sz w:val="20"/>
+      </w:rPr>
+    </w:lvl>
+    <w:lvl w:ilvl="1" w:tentative="1">
+      <w:start w:val="1"/>
+      <w:numFmt w:val="bullet"/>
+      <w:lvlText w:val="o"/>
+      <w:lvlJc w:val="left"/>
+      <w:pPr>
+        <w:tabs>
+          <w:tab w:val="num" w:pos="1440"/>
+        </w:tabs>
+        <w:ind w:left="1440" w:hanging="360"/>
+      </w:pPr>
+      <w:rPr>
+        <w:rFonts w:ascii="Courier New" w:hAnsi="Courier New" w:hint="default"/>
+        <w:sz w:val="20"/>
+      </w:rPr>
+    </w:lvl>
+    <w:lvl w:ilvl="2" w:tentative="1">
+      <w:start w:val="1"/>
+      <w:numFmt w:val="bullet"/>
+      <w:lvlText w:val=""/>
+      <w:lvlJc w:val="left"/>
+      <w:pPr>
+        <w:tabs>
+          <w:tab w:val="num" w:pos="2160"/>
+        </w:tabs>
+        <w:ind w:left="2160" w:hanging="360"/>
+      </w:pPr>
+      <w:rPr>
+        <w:rFonts w:ascii="Wingdings" w:hAnsi="Wingdings" w:hint="default"/>
+        <w:sz w:val="20"/>
+      </w:rPr>
+    </w:lvl>
+    <w:lvl w:ilvl="3" w:tentative="1">
+      <w:start w:val="1"/>
+      <w:numFmt w:val="bullet"/>
+      <w:lvlText w:val=""/>
+      <w:lvlJc w:val="left"/>
+      <w:pPr>
+        <w:tabs>
+          <w:tab w:val="num" w:pos="2880"/>
+        </w:tabs>
+        <w:ind w:left="2880" w:hanging="360"/>
+      </w:pPr>
+      <w:rPr>
+        <w:rFonts w:ascii="Wingdings" w:hAnsi="Wingdings" w:hint="default"/>
+        <w:sz w:val="20"/>
+      </w:rPr>
+    </w:lvl>
+    <w:lvl w:ilvl="4" w:tentative="1">
+      <w:start w:val="1"/>
+      <w:numFmt w:val="bullet"/>
+      <w:lvlText w:val=""/>
+      <w:lvlJc w:val="left"/>
+      <w:pPr>
+        <w:tabs>
+          <w:tab w:val="num" w:pos="3600"/>
+        </w:tabs>
+        <w:ind w:left="3600" w:hanging="360"/>
+      </w:pPr>
+      <w:rPr>
+        <w:rFonts w:ascii="Wingdings" w:hAnsi="Wingdings" w:hint="default"/>
+        <w:sz w:val="20"/>
+      </w:rPr>
+    </w:lvl>
+    <w:lvl w:ilvl="5" w:tentative="1">
+      <w:start w:val="1"/>
+      <w:numFmt w:val="bullet"/>
+      <w:lvlText w:val=""/>
+      <w:lvlJc w:val="left"/>
+      <w:pPr>
+        <w:tabs>
+          <w:tab w:val="num" w:pos="4320"/>
+        </w:tabs>
+        <w:ind w:left="4320" w:hanging="360"/>
+      </w:pPr>
+      <w:rPr>
+        <w:rFonts w:ascii="Wingdings" w:hAnsi="Wingdings" w:hint="default"/>
+        <w:sz w:val="20"/>
+      </w:rPr>
+    </w:lvl>
+    <w:lvl w:ilvl="6" w:tentative="1">
+      <w:start w:val="1"/>
+      <w:numFmt w:val="bullet"/>
+      <w:lvlText w:val=""/>
+      <w:lvlJc w:val="left"/>
+      <w:pPr>
+        <w:tabs>
+          <w:tab w:val="num" w:pos="5040"/>
+        </w:tabs>
+        <w:ind w:left="5040" w:hanging="360"/>
+      </w:pPr>
+      <w:rPr>
+        <w:rFonts w:ascii="Wingdings" w:hAnsi="Wingdings" w:hint="default"/>
+        <w:sz w:val="20"/>
+      </w:rPr>
+    </w:lvl>
+    <w:lvl w:ilvl="7" w:tentative="1">
+      <w:start w:val="1"/>
+      <w:numFmt w:val="bullet"/>
+      <w:lvlText w:val=""/>
+      <w:lvlJc w:val="left"/>
+      <w:pPr>
+        <w:tabs>
+          <w:tab w:val="num" w:pos="5760"/>
+        </w:tabs>
+        <w:ind w:left="5760" w:hanging="360"/>
+      </w:pPr>
+      <w:rPr>
+        <w:rFonts w:ascii="Wingdings" w:hAnsi="Wingdings" w:hint="default"/>
+        <w:sz w:val="20"/>
+      </w:rPr>
+    </w:lvl>
+    <w:lvl w:ilvl="8" w:tentative="1">
+      <w:start w:val="1"/>
+      <w:numFmt w:val="bullet"/>
+      <w:lvlText w:val=""/>
+      <w:lvlJc w:val="left"/>
+      <w:pPr>
+        <w:tabs>
+          <w:tab w:val="num" w:pos="6480"/>
+        </w:tabs>
+        <w:ind w:left="6480" w:hanging="360"/>
+      </w:pPr>
+      <w:rPr>
+        <w:rFonts w:ascii="Wingdings" w:hAnsi="Wingdings" w:hint="default"/>
+        <w:sz w:val="20"/>
+      </w:rPr>
+    </w:lvl>
+  </w:abstractNum>
   <w:num w:numId="1" w16cid:durableId="1986348054">
-    <w:abstractNumId w:val="6"/>
+    <w:abstractNumId w:val="9"/>
   </w:num>
   <w:num w:numId="2" w16cid:durableId="1234242137">
-    <w:abstractNumId w:val="1"/>
+    <w:abstractNumId w:val="2"/>
   </w:num>
   <w:num w:numId="3" w16cid:durableId="122888874">
-    <w:abstractNumId w:val="3"/>
+    <w:abstractNumId w:val="4"/>
   </w:num>
   <w:num w:numId="4" w16cid:durableId="450325779">
     <w:abstractNumId w:val="0"/>
   </w:num>
   <w:num w:numId="5" w16cid:durableId="1947735742">
+    <w:abstractNumId w:val="12"/>
+  </w:num>
+  <w:num w:numId="6" w16cid:durableId="2099398412">
+    <w:abstractNumId w:val="15"/>
+  </w:num>
+  <w:num w:numId="7" w16cid:durableId="474765191">
+    <w:abstractNumId w:val="23"/>
+  </w:num>
+  <w:num w:numId="8" w16cid:durableId="1863933686">
+    <w:abstractNumId w:val="5"/>
+  </w:num>
+  <w:num w:numId="9" w16cid:durableId="1574730605">
+    <w:abstractNumId w:val="16"/>
+  </w:num>
+  <w:num w:numId="10" w16cid:durableId="1344362229">
+    <w:abstractNumId w:val="17"/>
+  </w:num>
+  <w:num w:numId="11" w16cid:durableId="1496414426">
+    <w:abstractNumId w:val="14"/>
+  </w:num>
+  <w:num w:numId="12" w16cid:durableId="2019841982">
+    <w:abstractNumId w:val="3"/>
+  </w:num>
+  <w:num w:numId="13" w16cid:durableId="946351257">
+    <w:abstractNumId w:val="19"/>
+  </w:num>
+  <w:num w:numId="14" w16cid:durableId="1803227663">
+    <w:abstractNumId w:val="7"/>
+  </w:num>
+  <w:num w:numId="15" w16cid:durableId="1564369133">
+    <w:abstractNumId w:val="11"/>
+  </w:num>
+  <w:num w:numId="16" w16cid:durableId="978799307">
+    <w:abstractNumId w:val="20"/>
+  </w:num>
+  <w:num w:numId="17" w16cid:durableId="1749420385">
     <w:abstractNumId w:val="8"/>
   </w:num>
-  <w:num w:numId="6" w16cid:durableId="2099398412">
+  <w:num w:numId="18" w16cid:durableId="1396704196">
+    <w:abstractNumId w:val="24"/>
+  </w:num>
+  <w:num w:numId="19" w16cid:durableId="53428403">
     <w:abstractNumId w:val="10"/>
   </w:num>
-  <w:num w:numId="7" w16cid:durableId="474765191">
-    <w:abstractNumId w:val="15"/>
+  <w:num w:numId="20" w16cid:durableId="390882803">
+    <w:abstractNumId w:val="21"/>
   </w:num>
-  <w:num w:numId="8" w16cid:durableId="1863933686">
-    <w:abstractNumId w:val="4"/>
+  <w:num w:numId="21" w16cid:durableId="1966541048">
+    <w:abstractNumId w:val="22"/>
   </w:num>
-  <w:num w:numId="9" w16cid:durableId="1574730605">
-    <w:abstractNumId w:val="11"/>
-  </w:num>
-  <w:num w:numId="10" w16cid:durableId="1344362229">
-    <w:abstractNumId w:val="12"/>
-  </w:num>
-  <w:num w:numId="11" w16cid:durableId="1496414426">
-    <w:abstractNumId w:val="9"/>
-  </w:num>
-  <w:num w:numId="12" w16cid:durableId="2019841982">
-    <w:abstractNumId w:val="2"/>
-  </w:num>
-  <w:num w:numId="13" w16cid:durableId="946351257">
+  <w:num w:numId="22" w16cid:durableId="407845585">
     <w:abstractNumId w:val="13"/>
   </w:num>
-  <w:num w:numId="14" w16cid:durableId="1803227663">
-    <w:abstractNumId w:val="5"/>
+  <w:num w:numId="23" w16cid:durableId="320696767">
+    <w:abstractNumId w:val="6"/>
   </w:num>
-  <w:num w:numId="15" w16cid:durableId="1564369133">
-    <w:abstractNumId w:val="7"/>
+  <w:num w:numId="24" w16cid:durableId="1473250903">
+    <w:abstractNumId w:val="1"/>
   </w:num>
-  <w:num w:numId="16" w16cid:durableId="978799307">
-    <w:abstractNumId w:val="14"/>
+  <w:num w:numId="25" w16cid:durableId="1315796979">
+    <w:abstractNumId w:val="18"/>
   </w:num>
 </w:numbering>
 </file>
@@ -7959,7 +9852,6 @@
   <w:style w:type="character" w:default="1" w:styleId="DefaultParagraphFont">
     <w:name w:val="Default Paragraph Font"/>
     <w:uiPriority w:val="1"/>
-    <w:semiHidden/>
     <w:unhideWhenUsed/>
   </w:style>
   <w:style w:type="table" w:default="1" w:styleId="TableNormal">
